--- a/flow/20230914_vu_template/drafts/2024-06-g/14-ПТ-Єлисея прор..docx
+++ b/flow/20230914_vu_template/drafts/2024-06-g/14-ПТ-Єлисея прор..docx
@@ -5819,6 +5819,7 @@
     <w:p>
       <w:pPr>
         <w:pStyle w:val="a"/>
+        <w:spacing w:after="160"/>
       </w:pPr>
       <w:r>
         <w:rPr>
@@ -11105,10 +11106,20 @@
         </w:rPr>
         <w:t>енніший.</w:t>
       </w:r>
+      <w:r>
+        <w:rPr>
+          <w:rFonts w:ascii="Times New Roman" w:hAnsi="Times New Roman"/>
+          <w:i/>
+          <w:color w:val="FF4400"/>
+          <w:sz w:val="24"/>
+        </w:rPr>
+        <w:t xml:space="preserve"> (2 р.)</w:t>
+      </w:r>
     </w:p>
     <w:p>
       <w:pPr>
         <w:pStyle w:val="a"/>
+        <w:spacing w:after="160"/>
       </w:pPr>
       <w:r>
         <w:rPr>
@@ -12660,47 +12671,1750 @@
     </w:p>
     <w:p>
       <w:pPr>
-        <w:spacing w:after="120" w:lineRule="auto"/>
-        <w:jc w:val="both"/>
-        <w:rPr>
-          <w:rFonts w:ascii="Times New Roman" w:cs="Times New Roman" w:eastAsia="Times New Roman" w:hAnsi="Times New Roman"/>
-          <w:color w:val="ff0000"/>
-          <w:sz w:val="24"/>
-          <w:szCs w:val="24"/>
-        </w:rPr>
-      </w:pPr>
-      <w:r>
-        <w:rPr>
-          <w:rFonts w:ascii="Times New Roman" w:cs="Times New Roman" w:eastAsia="Times New Roman" w:hAnsi="Times New Roman"/>
-          <w:color w:val="ff0000"/>
-          <w:sz w:val="24"/>
-          <w:szCs w:val="24"/>
-          <w:highlight w:val="yellow"/>
-          <w:rtl w:val="0"/>
-        </w:rPr>
-        <w:t xml:space="preserve">ВСТИВИТИ КАНОН</w:t>
-      </w:r>
-      <w:r>
-        <w:rPr>
-          <w:rtl w:val="0"/>
-        </w:rPr>
-      </w:r>
-    </w:p>
-    <w:p>
-      <w:pPr>
-        <w:spacing w:after="120" w:lineRule="auto"/>
-        <w:jc w:val="both"/>
-        <w:rPr>
-          <w:rFonts w:ascii="Times New Roman" w:cs="Times New Roman" w:eastAsia="Times New Roman" w:hAnsi="Times New Roman"/>
-          <w:color w:val="ff0000"/>
-          <w:sz w:val="24"/>
-          <w:szCs w:val="24"/>
-        </w:rPr>
-      </w:pPr>
-      <w:r>
-        <w:rPr>
-          <w:rtl w:val="0"/>
-        </w:rPr>
+        <w:pStyle w:val="Heading3"/>
+        <w:spacing w:after="120"/>
+        <w:jc w:val="center"/>
+      </w:pPr>
+      <w:r>
+        <w:rPr>
+          <w:rFonts w:ascii="Times New Roman" w:hAnsi="Times New Roman"/>
+          <w:i/>
+          <w:color w:val="FF0000"/>
+          <w:sz w:val="24"/>
+        </w:rPr>
+        <w:t>Пісня 1</w:t>
+      </w:r>
+    </w:p>
+    <w:p>
+      <w:pPr>
+        <w:pStyle w:val="a"/>
+        <w:spacing w:after="120"/>
+      </w:pPr>
+      <w:r>
+        <w:rPr>
+          <w:rFonts w:ascii="Times New Roman" w:hAnsi="Times New Roman"/>
+          <w:b/>
+          <w:i/>
+          <w:color w:val="FF0000"/>
+          <w:sz w:val="24"/>
+        </w:rPr>
+        <w:t>Ірмос (г. 2):</w:t>
+      </w:r>
+      <w:r>
+        <w:rPr>
+          <w:rFonts w:ascii="Times New Roman" w:hAnsi="Times New Roman"/>
+          <w:b/>
+          <w:i/>
+          <w:color w:val="FF0000"/>
+          <w:sz w:val="24"/>
+        </w:rPr>
+        <w:t xml:space="preserve"> </w:t>
+      </w:r>
+      <w:r>
+        <w:rPr>
+          <w:rFonts w:ascii="Times New Roman" w:hAnsi="Times New Roman"/>
+          <w:b/>
+          <w:color w:val="000000"/>
+          <w:sz w:val="24"/>
+        </w:rPr>
+        <w:t>Непроходимою, незвичайною, сухою морською сте</w:t>
+      </w:r>
+      <w:r>
+        <w:rPr>
+          <w:rFonts w:ascii="Times New Roman" w:hAnsi="Times New Roman"/>
+          <w:b/>
+          <w:sz w:val="24"/>
+        </w:rPr>
+        <w:t>жкою</w:t>
+      </w:r>
+      <w:r>
+        <w:rPr>
+          <w:rFonts w:ascii="Times New Roman" w:hAnsi="Times New Roman"/>
+          <w:b/>
+          <w:color w:val="000000"/>
+          <w:sz w:val="24"/>
+        </w:rPr>
+        <w:t xml:space="preserve"> проходив обраний Ізраїль, взиваючи: Господеві співаємо, бо Він прославився.</w:t>
+      </w:r>
+    </w:p>
+    <w:p>
+      <w:pPr>
+        <w:pStyle w:val="a"/>
+        <w:spacing w:after="120"/>
+      </w:pPr>
+      <w:r>
+        <w:rPr>
+          <w:rFonts w:ascii="Times New Roman" w:hAnsi="Times New Roman"/>
+          <w:i/>
+          <w:color w:val="FF0000"/>
+          <w:sz w:val="24"/>
+        </w:rPr>
+        <w:t xml:space="preserve">Стих: </w:t>
+      </w:r>
+      <w:r>
+        <w:rPr>
+          <w:rFonts w:ascii="Times New Roman" w:hAnsi="Times New Roman"/>
+          <w:sz w:val="24"/>
+          <w:u w:val="single"/>
+        </w:rPr>
+        <w:t>Слава, Господи, чесному хресту твоєму і розп'яттю.</w:t>
+      </w:r>
+    </w:p>
+    <w:p>
+      <w:pPr>
+        <w:pStyle w:val="a"/>
+        <w:spacing w:after="120"/>
+      </w:pPr>
+      <w:r>
+        <w:rPr>
+          <w:rFonts w:ascii="Times New Roman" w:hAnsi="Times New Roman"/>
+          <w:color w:val="000000"/>
+          <w:sz w:val="24"/>
+        </w:rPr>
+        <w:t>Ти, Слове, прийняв розп’яття і цвяхами був ганебно прицвяхований, бажаючи вшанувати всіх людей, які прославляють Твої добровільні страждання.</w:t>
+      </w:r>
+    </w:p>
+    <w:p>
+      <w:pPr>
+        <w:pStyle w:val="a"/>
+        <w:spacing w:after="120"/>
+      </w:pPr>
+      <w:r>
+        <w:rPr>
+          <w:rFonts w:ascii="Times New Roman" w:hAnsi="Times New Roman"/>
+          <w:i/>
+          <w:color w:val="FF0000"/>
+          <w:sz w:val="24"/>
+        </w:rPr>
+        <w:t xml:space="preserve">Стих: </w:t>
+      </w:r>
+      <w:r>
+        <w:rPr>
+          <w:rFonts w:ascii="Times New Roman" w:hAnsi="Times New Roman"/>
+          <w:sz w:val="24"/>
+          <w:u w:val="single"/>
+        </w:rPr>
+        <w:t>Слава, Господи, чесному хресту твоєму і розп'яттю.</w:t>
+      </w:r>
+    </w:p>
+    <w:p>
+      <w:pPr>
+        <w:pStyle w:val="a"/>
+        <w:spacing w:after="120"/>
+      </w:pPr>
+      <w:r>
+        <w:rPr>
+          <w:rFonts w:ascii="Times New Roman" w:hAnsi="Times New Roman"/>
+          <w:color w:val="000000"/>
+          <w:sz w:val="24"/>
+        </w:rPr>
+        <w:t>Простягнув Ти, Спасе, що простягнув небо, як шкіру, на хресті руки Твої, якими обійняв народи і людей, які прославляють Твої вільні страждання.</w:t>
+      </w:r>
+    </w:p>
+    <w:p>
+      <w:pPr>
+        <w:pStyle w:val="a"/>
+        <w:spacing w:after="120"/>
+      </w:pPr>
+      <w:r>
+        <w:rPr>
+          <w:rFonts w:ascii="Times New Roman" w:hAnsi="Times New Roman"/>
+          <w:b/>
+          <w:sz w:val="24"/>
+        </w:rPr>
+        <w:t xml:space="preserve">Слава: І нині: </w:t>
+      </w:r>
+      <w:r>
+        <w:rPr>
+          <w:rFonts w:ascii="Times New Roman" w:hAnsi="Times New Roman"/>
+          <w:i/>
+          <w:color w:val="FF0000"/>
+          <w:sz w:val="24"/>
+        </w:rPr>
+        <w:t xml:space="preserve">Богородичний: </w:t>
+      </w:r>
+      <w:r>
+        <w:rPr>
+          <w:rFonts w:ascii="Times New Roman" w:hAnsi="Times New Roman"/>
+          <w:color w:val="000000"/>
+          <w:sz w:val="24"/>
+        </w:rPr>
+        <w:t>Слово чесного пророка сповнилося: зброя пройшла серце твоє, Владичице, коли Ти побачила на хресті розіп’ятого Сина Твого.</w:t>
+      </w:r>
+    </w:p>
+    <w:p>
+      <w:pPr>
+        <w:pStyle w:val="Heading3"/>
+        <w:spacing w:after="120"/>
+        <w:jc w:val="center"/>
+      </w:pPr>
+      <w:r>
+        <w:rPr>
+          <w:rFonts w:ascii="Times New Roman" w:hAnsi="Times New Roman"/>
+          <w:i/>
+          <w:color w:val="FF0000"/>
+          <w:sz w:val="24"/>
+        </w:rPr>
+        <w:t>Пісня 3</w:t>
+      </w:r>
+    </w:p>
+    <w:p>
+      <w:pPr>
+        <w:pStyle w:val="a"/>
+        <w:spacing w:after="120"/>
+      </w:pPr>
+      <w:r>
+        <w:rPr>
+          <w:rFonts w:ascii="Times New Roman" w:hAnsi="Times New Roman"/>
+          <w:b/>
+          <w:i/>
+          <w:color w:val="FF0000"/>
+          <w:sz w:val="24"/>
+        </w:rPr>
+        <w:t>Ірмос (г. 2):</w:t>
+      </w:r>
+      <w:r>
+        <w:rPr>
+          <w:rFonts w:ascii="Times New Roman" w:hAnsi="Times New Roman"/>
+          <w:b/>
+          <w:i/>
+          <w:color w:val="FF0000"/>
+          <w:sz w:val="24"/>
+        </w:rPr>
+        <w:t xml:space="preserve"> </w:t>
+      </w:r>
+      <w:r>
+        <w:rPr>
+          <w:rFonts w:ascii="Times New Roman" w:hAnsi="Times New Roman"/>
+          <w:b/>
+          <w:color w:val="000000"/>
+          <w:sz w:val="24"/>
+        </w:rPr>
+        <w:t>На камені віри утвердив мене, відкрив уста мої на ворогів моїх; бо звеселився дух мій, коли співаю: нема святого, як Бог наш, нема праведного крім Тебе, Господи.</w:t>
+      </w:r>
+    </w:p>
+    <w:p>
+      <w:pPr>
+        <w:pStyle w:val="a"/>
+        <w:spacing w:after="120"/>
+      </w:pPr>
+      <w:r>
+        <w:rPr>
+          <w:rFonts w:ascii="Times New Roman" w:hAnsi="Times New Roman"/>
+          <w:i/>
+          <w:color w:val="FF0000"/>
+          <w:sz w:val="24"/>
+        </w:rPr>
+        <w:t xml:space="preserve">Стих: </w:t>
+      </w:r>
+      <w:r>
+        <w:rPr>
+          <w:rFonts w:ascii="Times New Roman" w:hAnsi="Times New Roman"/>
+          <w:sz w:val="24"/>
+          <w:u w:val="single"/>
+        </w:rPr>
+        <w:t>Слава, Господи, чесному хресту твоєму і розп'яттю.</w:t>
+      </w:r>
+    </w:p>
+    <w:p>
+      <w:pPr>
+        <w:pStyle w:val="a"/>
+        <w:spacing w:after="120"/>
+      </w:pPr>
+      <w:r>
+        <w:rPr>
+          <w:rFonts w:ascii="Times New Roman" w:hAnsi="Times New Roman"/>
+          <w:color w:val="000000"/>
+          <w:sz w:val="24"/>
+        </w:rPr>
+        <w:t>Гроно нетлінне на древі висіло і виточило божественну солодкість, яка веселить серця людей і знищує благодаттю пияцтво, Ісусе Визволителю душ наших.</w:t>
+      </w:r>
+    </w:p>
+    <w:p>
+      <w:pPr>
+        <w:pStyle w:val="a"/>
+        <w:spacing w:after="120"/>
+      </w:pPr>
+      <w:r>
+        <w:rPr>
+          <w:rFonts w:ascii="Times New Roman" w:hAnsi="Times New Roman"/>
+          <w:i/>
+          <w:color w:val="FF0000"/>
+          <w:sz w:val="24"/>
+        </w:rPr>
+        <w:t xml:space="preserve">Стих: </w:t>
+      </w:r>
+      <w:r>
+        <w:rPr>
+          <w:rFonts w:ascii="Times New Roman" w:hAnsi="Times New Roman"/>
+          <w:sz w:val="24"/>
+          <w:u w:val="single"/>
+        </w:rPr>
+        <w:t>Слава, Господи, чесному хресту твоєму і розп'яттю.</w:t>
+      </w:r>
+    </w:p>
+    <w:p>
+      <w:pPr>
+        <w:pStyle w:val="a"/>
+        <w:spacing w:after="120"/>
+      </w:pPr>
+      <w:r>
+        <w:rPr>
+          <w:rFonts w:ascii="Times New Roman" w:hAnsi="Times New Roman"/>
+          <w:color w:val="000000"/>
+          <w:sz w:val="24"/>
+        </w:rPr>
+        <w:t>Вознісся Ти на древо волею, Ісусе, і скинув усе злодійство диявола; людей же, що упали в загибель через розбещений розум, підніс як Многомилостивий.</w:t>
+      </w:r>
+    </w:p>
+    <w:p>
+      <w:pPr>
+        <w:pStyle w:val="a"/>
+        <w:spacing w:after="120"/>
+      </w:pPr>
+      <w:r>
+        <w:rPr>
+          <w:rFonts w:ascii="Times New Roman" w:hAnsi="Times New Roman"/>
+          <w:b/>
+          <w:sz w:val="24"/>
+        </w:rPr>
+        <w:t xml:space="preserve">Слава: І нині: </w:t>
+      </w:r>
+      <w:r>
+        <w:rPr>
+          <w:rFonts w:ascii="Times New Roman" w:hAnsi="Times New Roman"/>
+          <w:i/>
+          <w:color w:val="FF0000"/>
+          <w:sz w:val="24"/>
+        </w:rPr>
+        <w:t xml:space="preserve">Богородичний: </w:t>
+      </w:r>
+      <w:r>
+        <w:rPr>
+          <w:rFonts w:ascii="Times New Roman" w:hAnsi="Times New Roman"/>
+          <w:color w:val="000000"/>
+          <w:sz w:val="24"/>
+        </w:rPr>
+        <w:t xml:space="preserve">Шанують Тебе сили безплотні, бо всіх Владику Ти народила плоттю, який звільнив усіх, зв’язаних древом, Діво </w:t>
+      </w:r>
+      <w:r>
+        <w:rPr>
+          <w:rFonts w:ascii="Times New Roman" w:hAnsi="Times New Roman"/>
+          <w:color w:val="000000"/>
+          <w:sz w:val="24"/>
+        </w:rPr>
+        <w:t>Богоневісто</w:t>
+      </w:r>
+      <w:r>
+        <w:rPr>
+          <w:rFonts w:ascii="Times New Roman" w:hAnsi="Times New Roman"/>
+          <w:color w:val="000000"/>
+          <w:sz w:val="24"/>
+        </w:rPr>
+        <w:t>, і вірних прив’язав до Своєї любові.</w:t>
+      </w:r>
+    </w:p>
+    <w:p>
+      <w:pPr>
+        <w:pStyle w:val="Heading3"/>
+        <w:spacing w:after="120"/>
+        <w:jc w:val="center"/>
+      </w:pPr>
+      <w:r>
+        <w:rPr>
+          <w:rFonts w:ascii="Times New Roman" w:hAnsi="Times New Roman"/>
+          <w:b/>
+          <w:i/>
+          <w:color w:val="FF0000"/>
+          <w:sz w:val="24"/>
+        </w:rPr>
+        <w:t>Мала єктенія</w:t>
+      </w:r>
+    </w:p>
+    <w:p>
+      <w:pPr>
+        <w:pStyle w:val="a"/>
+        <w:spacing w:after="120"/>
+      </w:pPr>
+      <w:r>
+        <w:rPr>
+          <w:rFonts w:ascii="Times New Roman" w:hAnsi="Times New Roman"/>
+          <w:color w:val="000000"/>
+          <w:sz w:val="24"/>
+        </w:rPr>
+        <w:t>Ще і ще в мирі Господеві помолімся.</w:t>
+      </w:r>
+    </w:p>
+    <w:p>
+      <w:pPr>
+        <w:pStyle w:val="a"/>
+        <w:spacing w:after="120"/>
+      </w:pPr>
+      <w:r>
+        <w:rPr>
+          <w:rFonts w:ascii="Times New Roman" w:hAnsi="Times New Roman"/>
+          <w:i/>
+          <w:color w:val="FF0000"/>
+          <w:sz w:val="24"/>
+        </w:rPr>
+        <w:t>Вірні:</w:t>
+      </w:r>
+      <w:r>
+        <w:rPr>
+          <w:rFonts w:ascii="Times New Roman" w:hAnsi="Times New Roman"/>
+          <w:color w:val="000000"/>
+          <w:sz w:val="24"/>
+        </w:rPr>
+        <w:t xml:space="preserve"> Господи, помилуй.</w:t>
+      </w:r>
+    </w:p>
+    <w:p>
+      <w:pPr>
+        <w:pStyle w:val="a"/>
+        <w:spacing w:after="120"/>
+      </w:pPr>
+      <w:r>
+        <w:rPr>
+          <w:rFonts w:ascii="Times New Roman" w:hAnsi="Times New Roman"/>
+          <w:color w:val="000000"/>
+          <w:sz w:val="24"/>
+        </w:rPr>
+        <w:t>Заступи, спаси, помилуй і охорони нас, Боже, твоєю благодаттю.</w:t>
+      </w:r>
+    </w:p>
+    <w:p>
+      <w:pPr>
+        <w:pStyle w:val="a"/>
+        <w:spacing w:after="120"/>
+      </w:pPr>
+      <w:r>
+        <w:rPr>
+          <w:rFonts w:ascii="Times New Roman" w:hAnsi="Times New Roman"/>
+          <w:i/>
+          <w:color w:val="FF0000"/>
+          <w:sz w:val="24"/>
+        </w:rPr>
+        <w:t>Вірні:</w:t>
+      </w:r>
+      <w:r>
+        <w:rPr>
+          <w:rFonts w:ascii="Times New Roman" w:hAnsi="Times New Roman"/>
+          <w:color w:val="000000"/>
+          <w:sz w:val="24"/>
+        </w:rPr>
+        <w:t xml:space="preserve"> Господи, помилуй.</w:t>
+      </w:r>
+    </w:p>
+    <w:p>
+      <w:pPr>
+        <w:pStyle w:val="a"/>
+        <w:spacing w:after="120"/>
+      </w:pPr>
+      <w:r>
+        <w:rPr>
+          <w:rFonts w:ascii="Times New Roman" w:hAnsi="Times New Roman"/>
+          <w:color w:val="000000"/>
+          <w:sz w:val="24"/>
+        </w:rPr>
+        <w:t>Пресвяту, пречисту, преблагословенну, славну Владичицю нашу Богородицю і приснодіву Марію, з усіма святими пом'янувши, самі себе, і один одного, і все життя наше Христу Богові віддаймо.</w:t>
+      </w:r>
+    </w:p>
+    <w:p>
+      <w:pPr>
+        <w:pStyle w:val="a"/>
+        <w:spacing w:after="120"/>
+      </w:pPr>
+      <w:r>
+        <w:rPr>
+          <w:rFonts w:ascii="Times New Roman" w:hAnsi="Times New Roman"/>
+          <w:i/>
+          <w:color w:val="FF0000"/>
+          <w:sz w:val="24"/>
+        </w:rPr>
+        <w:t>Вірні:</w:t>
+      </w:r>
+      <w:r>
+        <w:rPr>
+          <w:rFonts w:ascii="Times New Roman" w:hAnsi="Times New Roman"/>
+          <w:color w:val="000000"/>
+          <w:sz w:val="24"/>
+        </w:rPr>
+        <w:t xml:space="preserve"> Тобі, Господи.</w:t>
+      </w:r>
+    </w:p>
+    <w:p>
+      <w:pPr>
+        <w:pStyle w:val="a"/>
+        <w:spacing w:after="120"/>
+      </w:pPr>
+      <w:r>
+        <w:rPr>
+          <w:rFonts w:ascii="Times New Roman" w:hAnsi="Times New Roman"/>
+          <w:sz w:val="24"/>
+          <w:u w:val="single"/>
+        </w:rPr>
+        <w:t>[Господи, Боже наш, що сонну неміч забрав від нас і покликав нас візванням святим, щоб і вночі підносити руки наші і прославляти тебе за справедливі твої присуди. Прийми благання наші, моління, визнавання, нічні служби і даруй нам, Боже, віру бездоганну, надію впевнену, любов нелицемірну. Благослови наші входи й виходи, вчинки, слова, діла й думки; і дай нам дочекатися початку дня, нам, що хвалять й оспівують, і благословлять добрість твоєї несказанної сили]</w:t>
+      </w:r>
+    </w:p>
+    <w:p>
+      <w:pPr>
+        <w:pStyle w:val="a"/>
+        <w:spacing w:after="120"/>
+      </w:pPr>
+      <w:r>
+        <w:rPr>
+          <w:rFonts w:ascii="Times New Roman" w:hAnsi="Times New Roman"/>
+          <w:i/>
+          <w:color w:val="FF0000"/>
+          <w:sz w:val="24"/>
+        </w:rPr>
+        <w:t>Священик:</w:t>
+      </w:r>
+      <w:r>
+        <w:rPr>
+          <w:rFonts w:ascii="Times New Roman" w:hAnsi="Times New Roman"/>
+          <w:i/>
+          <w:color w:val="FF0000"/>
+          <w:sz w:val="24"/>
+        </w:rPr>
+        <w:t xml:space="preserve"> </w:t>
+      </w:r>
+      <w:r>
+        <w:rPr>
+          <w:rFonts w:ascii="Times New Roman" w:hAnsi="Times New Roman"/>
+          <w:color w:val="000000"/>
+          <w:sz w:val="24"/>
+        </w:rPr>
+        <w:t>Бо Ти Бог наш і Тобі славу возсилаємо: Отцю, і Сину, і Святому Духові</w:t>
+      </w:r>
+      <w:r>
+        <w:rPr>
+          <w:rFonts w:ascii="Times New Roman" w:hAnsi="Times New Roman"/>
+          <w:sz w:val="24"/>
+        </w:rPr>
+        <w:t>, нині і повсякчас, і на віки віків.</w:t>
+      </w:r>
+    </w:p>
+    <w:p>
+      <w:pPr>
+        <w:pStyle w:val="a"/>
+        <w:spacing w:after="120"/>
+      </w:pPr>
+      <w:r>
+        <w:rPr>
+          <w:rFonts w:ascii="Times New Roman" w:hAnsi="Times New Roman"/>
+          <w:i/>
+          <w:color w:val="FF0000"/>
+          <w:sz w:val="24"/>
+        </w:rPr>
+        <w:t>Вірні:</w:t>
+      </w:r>
+      <w:r>
+        <w:rPr>
+          <w:rFonts w:ascii="Times New Roman" w:hAnsi="Times New Roman"/>
+          <w:color w:val="FF0000"/>
+          <w:sz w:val="24"/>
+        </w:rPr>
+        <w:t xml:space="preserve"> </w:t>
+      </w:r>
+      <w:r>
+        <w:rPr>
+          <w:rFonts w:ascii="Times New Roman" w:hAnsi="Times New Roman"/>
+          <w:sz w:val="24"/>
+        </w:rPr>
+        <w:t>Амінь.</w:t>
+      </w:r>
+    </w:p>
+    <w:p>
+      <w:pPr>
+        <w:pStyle w:val="Heading3"/>
+        <w:spacing w:after="120"/>
+        <w:jc w:val="center"/>
+      </w:pPr>
+      <w:r>
+        <w:rPr>
+          <w:rFonts w:ascii="Times New Roman" w:hAnsi="Times New Roman"/>
+          <w:i/>
+          <w:color w:val="FF0000"/>
+          <w:sz w:val="24"/>
+        </w:rPr>
+        <w:t>Пісня 4</w:t>
+      </w:r>
+    </w:p>
+    <w:p>
+      <w:pPr>
+        <w:pStyle w:val="a"/>
+        <w:spacing w:after="120"/>
+      </w:pPr>
+      <w:r>
+        <w:rPr>
+          <w:rFonts w:ascii="Times New Roman" w:hAnsi="Times New Roman"/>
+          <w:b/>
+          <w:i/>
+          <w:color w:val="FF0000"/>
+          <w:sz w:val="24"/>
+        </w:rPr>
+        <w:t>Ірмос (г. 2):</w:t>
+      </w:r>
+      <w:r>
+        <w:rPr>
+          <w:rFonts w:ascii="Times New Roman" w:hAnsi="Times New Roman"/>
+          <w:b/>
+          <w:color w:val="FF0000"/>
+          <w:sz w:val="24"/>
+        </w:rPr>
+        <w:t xml:space="preserve"> </w:t>
+      </w:r>
+      <w:r>
+        <w:rPr>
+          <w:rFonts w:ascii="Times New Roman" w:hAnsi="Times New Roman"/>
+          <w:b/>
+          <w:color w:val="000000"/>
+          <w:sz w:val="24"/>
+        </w:rPr>
+        <w:t>Прийшов Ти від Діви, не заступник, не ангел, але Сам, Господи, втілений, і спас усього мене — людину; тому взиваю до Тебе: слава силі Твоїй, Господи.</w:t>
+      </w:r>
+    </w:p>
+    <w:p>
+      <w:pPr>
+        <w:pStyle w:val="a"/>
+        <w:spacing w:after="120"/>
+      </w:pPr>
+      <w:r>
+        <w:rPr>
+          <w:rFonts w:ascii="Times New Roman" w:hAnsi="Times New Roman"/>
+          <w:i/>
+          <w:color w:val="FF0000"/>
+          <w:sz w:val="24"/>
+        </w:rPr>
+        <w:t xml:space="preserve">Стих: </w:t>
+      </w:r>
+      <w:r>
+        <w:rPr>
+          <w:rFonts w:ascii="Times New Roman" w:hAnsi="Times New Roman"/>
+          <w:sz w:val="24"/>
+          <w:u w:val="single"/>
+        </w:rPr>
+        <w:t>Слава, Господи, чесному хресту твоєму і розп'яттю.</w:t>
+      </w:r>
+    </w:p>
+    <w:p>
+      <w:pPr>
+        <w:pStyle w:val="a"/>
+        <w:spacing w:after="120"/>
+      </w:pPr>
+      <w:r>
+        <w:rPr>
+          <w:rFonts w:ascii="Times New Roman" w:hAnsi="Times New Roman"/>
+          <w:color w:val="000000"/>
+          <w:sz w:val="24"/>
+        </w:rPr>
+        <w:t>Ти був повішений на древі, Всесильний, що повісив землю на водах; і списом був проколений, кров же з водою виточив на визволення всіх.</w:t>
+      </w:r>
+    </w:p>
+    <w:p>
+      <w:pPr>
+        <w:pStyle w:val="a"/>
+        <w:spacing w:after="120"/>
+      </w:pPr>
+      <w:r>
+        <w:rPr>
+          <w:rFonts w:ascii="Times New Roman" w:hAnsi="Times New Roman"/>
+          <w:i/>
+          <w:color w:val="FF0000"/>
+          <w:sz w:val="24"/>
+        </w:rPr>
+        <w:t xml:space="preserve">Стих: </w:t>
+      </w:r>
+      <w:r>
+        <w:rPr>
+          <w:rFonts w:ascii="Times New Roman" w:hAnsi="Times New Roman"/>
+          <w:sz w:val="24"/>
+          <w:u w:val="single"/>
+        </w:rPr>
+        <w:t>Слава, Господи, чесному хресту твоєму і розп'яттю.</w:t>
+      </w:r>
+    </w:p>
+    <w:p>
+      <w:pPr>
+        <w:pStyle w:val="a"/>
+        <w:spacing w:after="120"/>
+      </w:pPr>
+      <w:r>
+        <w:rPr>
+          <w:rFonts w:ascii="Times New Roman" w:hAnsi="Times New Roman"/>
+          <w:color w:val="000000"/>
+          <w:sz w:val="24"/>
+        </w:rPr>
+        <w:t xml:space="preserve">Проколеним Твоїм ребром зцілилась моя хвороба; рукою по щоках побитий, Ти дарував мені свободу; через </w:t>
+      </w:r>
+      <w:r>
+        <w:rPr>
+          <w:rFonts w:ascii="Times New Roman" w:hAnsi="Times New Roman"/>
+          <w:color w:val="000000"/>
+          <w:sz w:val="24"/>
+        </w:rPr>
+        <w:t>скуштування</w:t>
+      </w:r>
+      <w:r>
+        <w:rPr>
+          <w:rFonts w:ascii="Times New Roman" w:hAnsi="Times New Roman"/>
+          <w:color w:val="000000"/>
+          <w:sz w:val="24"/>
+        </w:rPr>
+        <w:t xml:space="preserve"> жовчі ми, Христе, позбавилися гріховної споживи.</w:t>
+      </w:r>
+    </w:p>
+    <w:p>
+      <w:pPr>
+        <w:pStyle w:val="a"/>
+        <w:spacing w:after="120"/>
+      </w:pPr>
+      <w:r>
+        <w:rPr>
+          <w:rFonts w:ascii="Times New Roman" w:hAnsi="Times New Roman"/>
+          <w:b/>
+          <w:sz w:val="24"/>
+        </w:rPr>
+        <w:t xml:space="preserve">Слава: І нині: </w:t>
+      </w:r>
+      <w:r>
+        <w:rPr>
+          <w:rFonts w:ascii="Times New Roman" w:hAnsi="Times New Roman"/>
+          <w:i/>
+          <w:color w:val="FF0000"/>
+          <w:sz w:val="24"/>
+        </w:rPr>
+        <w:t xml:space="preserve">Богородичний: </w:t>
+      </w:r>
+      <w:r>
+        <w:rPr>
+          <w:rFonts w:ascii="Times New Roman" w:hAnsi="Times New Roman"/>
+          <w:color w:val="000000"/>
+          <w:sz w:val="24"/>
+        </w:rPr>
+        <w:t xml:space="preserve">Воплотився із пречистих </w:t>
+      </w:r>
+      <w:r>
+        <w:rPr>
+          <w:rFonts w:ascii="Times New Roman" w:hAnsi="Times New Roman"/>
+          <w:color w:val="000000"/>
+          <w:sz w:val="24"/>
+        </w:rPr>
+        <w:t>кровей</w:t>
+      </w:r>
+      <w:r>
+        <w:rPr>
+          <w:rFonts w:ascii="Times New Roman" w:hAnsi="Times New Roman"/>
+          <w:color w:val="000000"/>
+          <w:sz w:val="24"/>
+        </w:rPr>
+        <w:t xml:space="preserve"> Твоїх Вишній; Його ж побачивши на хресті, Пречиста, несправедливо розіп’ятого, стогнала, і плакала, і величала Його </w:t>
+      </w:r>
+      <w:r>
+        <w:rPr>
+          <w:rFonts w:ascii="Times New Roman" w:hAnsi="Times New Roman"/>
+          <w:color w:val="000000"/>
+          <w:sz w:val="24"/>
+        </w:rPr>
+        <w:t>благосердя</w:t>
+      </w:r>
+      <w:r>
+        <w:rPr>
+          <w:rFonts w:ascii="Times New Roman" w:hAnsi="Times New Roman"/>
+          <w:color w:val="000000"/>
+          <w:sz w:val="24"/>
+        </w:rPr>
+        <w:t>.</w:t>
+      </w:r>
+    </w:p>
+    <w:p>
+      <w:pPr>
+        <w:pStyle w:val="Heading3"/>
+        <w:spacing w:after="120"/>
+        <w:jc w:val="center"/>
+      </w:pPr>
+      <w:r>
+        <w:rPr>
+          <w:rFonts w:ascii="Times New Roman" w:hAnsi="Times New Roman"/>
+          <w:i/>
+          <w:color w:val="FF0000"/>
+          <w:sz w:val="24"/>
+        </w:rPr>
+        <w:t>Пісня 5</w:t>
+      </w:r>
+    </w:p>
+    <w:p>
+      <w:pPr>
+        <w:pStyle w:val="a"/>
+        <w:spacing w:after="120"/>
+      </w:pPr>
+      <w:r>
+        <w:rPr>
+          <w:rFonts w:ascii="Times New Roman" w:hAnsi="Times New Roman"/>
+          <w:b/>
+          <w:i/>
+          <w:color w:val="FF0000"/>
+          <w:sz w:val="24"/>
+        </w:rPr>
+        <w:t>Ірмос (г. 2):</w:t>
+      </w:r>
+      <w:r>
+        <w:rPr>
+          <w:rFonts w:ascii="Times New Roman" w:hAnsi="Times New Roman"/>
+          <w:b/>
+          <w:i/>
+          <w:color w:val="FF0000"/>
+          <w:sz w:val="24"/>
+        </w:rPr>
+        <w:t xml:space="preserve"> </w:t>
+      </w:r>
+      <w:r>
+        <w:rPr>
+          <w:rFonts w:ascii="Times New Roman" w:hAnsi="Times New Roman"/>
+          <w:b/>
+          <w:color w:val="000000"/>
+          <w:sz w:val="24"/>
+        </w:rPr>
+        <w:t xml:space="preserve">Явившись Ісаї як вугілля, Сонце засяяло із </w:t>
+      </w:r>
+      <w:r>
+        <w:rPr>
+          <w:rFonts w:ascii="Times New Roman" w:hAnsi="Times New Roman"/>
+          <w:b/>
+          <w:color w:val="000000"/>
+          <w:sz w:val="24"/>
+        </w:rPr>
+        <w:t>дівственної</w:t>
+      </w:r>
+      <w:r>
+        <w:rPr>
+          <w:rFonts w:ascii="Times New Roman" w:hAnsi="Times New Roman"/>
+          <w:b/>
+          <w:color w:val="000000"/>
+          <w:sz w:val="24"/>
+        </w:rPr>
+        <w:t xml:space="preserve"> утроби, у темряві заблудлим провіщення богопізнання даруючи.</w:t>
+      </w:r>
+    </w:p>
+    <w:p>
+      <w:pPr>
+        <w:pStyle w:val="a"/>
+        <w:spacing w:after="120"/>
+      </w:pPr>
+      <w:r>
+        <w:rPr>
+          <w:rFonts w:ascii="Times New Roman" w:hAnsi="Times New Roman"/>
+          <w:i/>
+          <w:color w:val="FF0000"/>
+          <w:sz w:val="24"/>
+        </w:rPr>
+        <w:t xml:space="preserve">Стих: </w:t>
+      </w:r>
+      <w:r>
+        <w:rPr>
+          <w:rFonts w:ascii="Times New Roman" w:hAnsi="Times New Roman"/>
+          <w:sz w:val="24"/>
+          <w:u w:val="single"/>
+        </w:rPr>
+        <w:t>Слава, Господи, чесному хресту твоєму і розп'яттю.</w:t>
+      </w:r>
+    </w:p>
+    <w:p>
+      <w:pPr>
+        <w:pStyle w:val="a"/>
+        <w:spacing w:after="120"/>
+      </w:pPr>
+      <w:r>
+        <w:rPr>
+          <w:rFonts w:ascii="Times New Roman" w:hAnsi="Times New Roman"/>
+          <w:color w:val="000000"/>
+          <w:sz w:val="24"/>
+        </w:rPr>
+        <w:t>Заради милосердя зійшов Ти на хрест, Владико; із глибини зла витяг мене і вшанував сидінням з Отцем, будучи зганьбленим з волі Своєї.</w:t>
+      </w:r>
+    </w:p>
+    <w:p>
+      <w:pPr>
+        <w:pStyle w:val="a"/>
+        <w:spacing w:after="120"/>
+      </w:pPr>
+      <w:r>
+        <w:rPr>
+          <w:rFonts w:ascii="Times New Roman" w:hAnsi="Times New Roman"/>
+          <w:i/>
+          <w:color w:val="FF0000"/>
+          <w:sz w:val="24"/>
+        </w:rPr>
+        <w:t xml:space="preserve">Стих: </w:t>
+      </w:r>
+      <w:r>
+        <w:rPr>
+          <w:rFonts w:ascii="Times New Roman" w:hAnsi="Times New Roman"/>
+          <w:sz w:val="24"/>
+          <w:u w:val="single"/>
+        </w:rPr>
+        <w:t>Слава, Господи, чесному хресту твоєму і розп'яттю.</w:t>
+      </w:r>
+    </w:p>
+    <w:p>
+      <w:pPr>
+        <w:pStyle w:val="a"/>
+        <w:spacing w:after="120"/>
+      </w:pPr>
+      <w:r>
+        <w:rPr>
+          <w:rFonts w:ascii="Times New Roman" w:hAnsi="Times New Roman"/>
+          <w:color w:val="000000"/>
+          <w:sz w:val="24"/>
+        </w:rPr>
+        <w:t xml:space="preserve">Терням увінчався Той, </w:t>
+      </w:r>
+      <w:r>
+        <w:rPr>
+          <w:rFonts w:ascii="Times New Roman" w:hAnsi="Times New Roman"/>
+          <w:sz w:val="24"/>
+        </w:rPr>
+        <w:t>х</w:t>
+      </w:r>
+      <w:r>
+        <w:rPr>
+          <w:rFonts w:ascii="Times New Roman" w:hAnsi="Times New Roman"/>
+          <w:color w:val="000000"/>
+          <w:sz w:val="24"/>
+        </w:rPr>
+        <w:t>то увінчав квітами всю землю; терня пристрастей моїх зрубай під корінь і насади в мені Твій розум, Слове.</w:t>
+      </w:r>
+    </w:p>
+    <w:p>
+      <w:pPr>
+        <w:pStyle w:val="a"/>
+        <w:spacing w:after="120"/>
+      </w:pPr>
+      <w:r>
+        <w:rPr>
+          <w:rFonts w:ascii="Times New Roman" w:hAnsi="Times New Roman"/>
+          <w:b/>
+          <w:sz w:val="24"/>
+        </w:rPr>
+        <w:t xml:space="preserve">Слава: І нині: </w:t>
+      </w:r>
+      <w:r>
+        <w:rPr>
+          <w:rFonts w:ascii="Times New Roman" w:hAnsi="Times New Roman"/>
+          <w:i/>
+          <w:color w:val="FF0000"/>
+          <w:sz w:val="24"/>
+        </w:rPr>
+        <w:t xml:space="preserve">Богородичний: </w:t>
+      </w:r>
+      <w:r>
+        <w:rPr>
+          <w:rFonts w:ascii="Times New Roman" w:hAnsi="Times New Roman"/>
+          <w:color w:val="000000"/>
+          <w:sz w:val="24"/>
+        </w:rPr>
+        <w:t xml:space="preserve">Той, </w:t>
+      </w:r>
+      <w:r>
+        <w:rPr>
+          <w:rFonts w:ascii="Times New Roman" w:hAnsi="Times New Roman"/>
+          <w:sz w:val="24"/>
+        </w:rPr>
+        <w:t>х</w:t>
+      </w:r>
+      <w:r>
+        <w:rPr>
+          <w:rFonts w:ascii="Times New Roman" w:hAnsi="Times New Roman"/>
+          <w:color w:val="000000"/>
+          <w:sz w:val="24"/>
+        </w:rPr>
+        <w:t>то на небесах на плечах херувимів носиться, воістину на руки Твої, Пречиста, сів, був розіп’ятий і всіх нас від тління визволив.</w:t>
+      </w:r>
+    </w:p>
+    <w:p>
+      <w:pPr>
+        <w:pStyle w:val="Heading3"/>
+        <w:spacing w:after="120"/>
+        <w:jc w:val="center"/>
+      </w:pPr>
+      <w:r>
+        <w:rPr>
+          <w:rFonts w:ascii="Times New Roman" w:hAnsi="Times New Roman"/>
+          <w:i/>
+          <w:color w:val="FF0000"/>
+          <w:sz w:val="24"/>
+        </w:rPr>
+        <w:t>Пісня 6</w:t>
+      </w:r>
+    </w:p>
+    <w:p>
+      <w:pPr>
+        <w:pStyle w:val="a"/>
+        <w:spacing w:after="120"/>
+      </w:pPr>
+      <w:r>
+        <w:rPr>
+          <w:rFonts w:ascii="Times New Roman" w:hAnsi="Times New Roman"/>
+          <w:b/>
+          <w:i/>
+          <w:color w:val="FF0000"/>
+          <w:sz w:val="24"/>
+        </w:rPr>
+        <w:t>Ірмос (г. 2):</w:t>
+      </w:r>
+      <w:r>
+        <w:rPr>
+          <w:rFonts w:ascii="Times New Roman" w:hAnsi="Times New Roman"/>
+          <w:b/>
+          <w:i/>
+          <w:color w:val="FF0000"/>
+          <w:sz w:val="24"/>
+        </w:rPr>
+        <w:t xml:space="preserve"> </w:t>
+      </w:r>
+      <w:r>
+        <w:rPr>
+          <w:rFonts w:ascii="Times New Roman" w:hAnsi="Times New Roman"/>
+          <w:b/>
+          <w:color w:val="000000"/>
+          <w:sz w:val="24"/>
+        </w:rPr>
+        <w:t>Голос слів молитви від болісної душі почувши, Владико, визволи мене від загибелі: бо Ти єдиний причина нашого спасіння.</w:t>
+      </w:r>
+    </w:p>
+    <w:p>
+      <w:pPr>
+        <w:pStyle w:val="a"/>
+        <w:spacing w:after="120"/>
+      </w:pPr>
+      <w:r>
+        <w:rPr>
+          <w:rFonts w:ascii="Times New Roman" w:hAnsi="Times New Roman"/>
+          <w:i/>
+          <w:color w:val="FF0000"/>
+          <w:sz w:val="24"/>
+        </w:rPr>
+        <w:t xml:space="preserve">Стих: </w:t>
+      </w:r>
+      <w:r>
+        <w:rPr>
+          <w:rFonts w:ascii="Times New Roman" w:hAnsi="Times New Roman"/>
+          <w:sz w:val="24"/>
+          <w:u w:val="single"/>
+        </w:rPr>
+        <w:t>Слава, Господи, чесному хресту твоєму і розп'яттю.</w:t>
+      </w:r>
+    </w:p>
+    <w:p>
+      <w:pPr>
+        <w:pStyle w:val="a"/>
+        <w:spacing w:after="120"/>
+      </w:pPr>
+      <w:r>
+        <w:rPr>
+          <w:rFonts w:ascii="Times New Roman" w:hAnsi="Times New Roman"/>
+          <w:color w:val="000000"/>
+          <w:sz w:val="24"/>
+        </w:rPr>
+        <w:t xml:space="preserve">Плечі дав на рани, і щоки Твої на побиття, лице ж, Спасе, на </w:t>
+      </w:r>
+      <w:r>
+        <w:rPr>
+          <w:rFonts w:ascii="Times New Roman" w:hAnsi="Times New Roman"/>
+          <w:color w:val="000000"/>
+          <w:sz w:val="24"/>
+        </w:rPr>
+        <w:t>обпльовування</w:t>
+      </w:r>
+      <w:r>
+        <w:rPr>
+          <w:rFonts w:ascii="Times New Roman" w:hAnsi="Times New Roman"/>
+          <w:color w:val="000000"/>
+          <w:sz w:val="24"/>
+        </w:rPr>
+        <w:t>; і спас мене, що багато згрішив перед Тобою, свідомо і несвідомо.</w:t>
+      </w:r>
+    </w:p>
+    <w:p>
+      <w:pPr>
+        <w:pStyle w:val="a"/>
+        <w:spacing w:after="120"/>
+      </w:pPr>
+      <w:r>
+        <w:rPr>
+          <w:rFonts w:ascii="Times New Roman" w:hAnsi="Times New Roman"/>
+          <w:i/>
+          <w:color w:val="FF0000"/>
+          <w:sz w:val="24"/>
+        </w:rPr>
+        <w:t xml:space="preserve">Стих: </w:t>
+      </w:r>
+      <w:r>
+        <w:rPr>
+          <w:rFonts w:ascii="Times New Roman" w:hAnsi="Times New Roman"/>
+          <w:sz w:val="24"/>
+          <w:u w:val="single"/>
+        </w:rPr>
+        <w:t>Слава, Господи, чесному хресту твоєму і розп'яттю.</w:t>
+      </w:r>
+    </w:p>
+    <w:p>
+      <w:pPr>
+        <w:pStyle w:val="a"/>
+        <w:spacing w:after="120"/>
+      </w:pPr>
+      <w:r>
+        <w:rPr>
+          <w:rFonts w:ascii="Times New Roman" w:hAnsi="Times New Roman"/>
+          <w:color w:val="000000"/>
+          <w:sz w:val="24"/>
+        </w:rPr>
+        <w:t>Як Агнець на заколення, був Ти ведений, Христе Боже мій, щоб знову привести до життя померлих від отруйного укусу мисленого вовка; слава Твоєму розп’яттю.</w:t>
+      </w:r>
+    </w:p>
+    <w:p>
+      <w:pPr>
+        <w:pStyle w:val="a"/>
+        <w:spacing w:after="120"/>
+      </w:pPr>
+      <w:r>
+        <w:rPr>
+          <w:rFonts w:ascii="Times New Roman" w:hAnsi="Times New Roman"/>
+          <w:b/>
+          <w:sz w:val="24"/>
+        </w:rPr>
+        <w:t xml:space="preserve">Слава: І нині: </w:t>
+      </w:r>
+      <w:r>
+        <w:rPr>
+          <w:rFonts w:ascii="Times New Roman" w:hAnsi="Times New Roman"/>
+          <w:i/>
+          <w:color w:val="FF0000"/>
+          <w:sz w:val="24"/>
+        </w:rPr>
+        <w:t xml:space="preserve">Богородичний: </w:t>
+      </w:r>
+      <w:r>
+        <w:rPr>
+          <w:rFonts w:ascii="Times New Roman" w:hAnsi="Times New Roman"/>
+          <w:color w:val="000000"/>
+          <w:sz w:val="24"/>
+        </w:rPr>
+        <w:t>Щоб обожити людину, від Тебе, Діво, народився Бог, і розіп’явся, і прийняв смерть, і убив хрестом того, хто раніше вбив мене.</w:t>
+      </w:r>
+    </w:p>
+    <w:p>
+      <w:pPr>
+        <w:pStyle w:val="Heading3"/>
+        <w:spacing w:after="120"/>
+        <w:jc w:val="center"/>
+      </w:pPr>
+      <w:r>
+        <w:rPr>
+          <w:rFonts w:ascii="Times New Roman" w:hAnsi="Times New Roman"/>
+          <w:b/>
+          <w:i/>
+          <w:color w:val="FF0000"/>
+          <w:sz w:val="24"/>
+        </w:rPr>
+        <w:t>Мала єктенія</w:t>
+      </w:r>
+    </w:p>
+    <w:p>
+      <w:pPr>
+        <w:pStyle w:val="a"/>
+        <w:spacing w:after="120"/>
+      </w:pPr>
+      <w:r>
+        <w:rPr>
+          <w:rFonts w:ascii="Times New Roman" w:hAnsi="Times New Roman"/>
+          <w:color w:val="000000"/>
+          <w:sz w:val="24"/>
+        </w:rPr>
+        <w:t>Ще і ще в мирі Господеві помолімся.</w:t>
+      </w:r>
+    </w:p>
+    <w:p>
+      <w:pPr>
+        <w:pStyle w:val="a"/>
+        <w:spacing w:after="120"/>
+      </w:pPr>
+      <w:r>
+        <w:rPr>
+          <w:rFonts w:ascii="Times New Roman" w:hAnsi="Times New Roman"/>
+          <w:i/>
+          <w:color w:val="FF0000"/>
+          <w:sz w:val="24"/>
+        </w:rPr>
+        <w:t>Вірні:</w:t>
+      </w:r>
+      <w:r>
+        <w:rPr>
+          <w:rFonts w:ascii="Times New Roman" w:hAnsi="Times New Roman"/>
+          <w:color w:val="000000"/>
+          <w:sz w:val="24"/>
+        </w:rPr>
+        <w:t xml:space="preserve"> Господи, помилуй.</w:t>
+      </w:r>
+    </w:p>
+    <w:p>
+      <w:pPr>
+        <w:pStyle w:val="a"/>
+        <w:spacing w:after="120"/>
+      </w:pPr>
+      <w:r>
+        <w:rPr>
+          <w:rFonts w:ascii="Times New Roman" w:hAnsi="Times New Roman"/>
+          <w:color w:val="000000"/>
+          <w:sz w:val="24"/>
+        </w:rPr>
+        <w:t>Заступи, спаси, помилуй і охорони нас, Боже, твоєю благодаттю.</w:t>
+      </w:r>
+    </w:p>
+    <w:p>
+      <w:pPr>
+        <w:pStyle w:val="a"/>
+        <w:spacing w:after="120"/>
+      </w:pPr>
+      <w:r>
+        <w:rPr>
+          <w:rFonts w:ascii="Times New Roman" w:hAnsi="Times New Roman"/>
+          <w:i/>
+          <w:color w:val="FF0000"/>
+          <w:sz w:val="24"/>
+        </w:rPr>
+        <w:t>Вірні:</w:t>
+      </w:r>
+      <w:r>
+        <w:rPr>
+          <w:rFonts w:ascii="Times New Roman" w:hAnsi="Times New Roman"/>
+          <w:color w:val="000000"/>
+          <w:sz w:val="24"/>
+        </w:rPr>
+        <w:t xml:space="preserve"> Господи, помилуй.</w:t>
+      </w:r>
+    </w:p>
+    <w:p>
+      <w:pPr>
+        <w:pStyle w:val="a"/>
+        <w:spacing w:after="120"/>
+      </w:pPr>
+      <w:r>
+        <w:rPr>
+          <w:rFonts w:ascii="Times New Roman" w:hAnsi="Times New Roman"/>
+          <w:color w:val="000000"/>
+          <w:sz w:val="24"/>
+        </w:rPr>
+        <w:t>Пресвяту, пречисту, преблагословенну, славну Владичицю нашу Богородицю і приснодіву Марію, з усіма святими пом'янувши, самі себе, і один одного, і все життя наше Христу Богові віддаймо.</w:t>
+      </w:r>
+    </w:p>
+    <w:p>
+      <w:pPr>
+        <w:pStyle w:val="a"/>
+        <w:spacing w:after="120"/>
+      </w:pPr>
+      <w:r>
+        <w:rPr>
+          <w:rFonts w:ascii="Times New Roman" w:hAnsi="Times New Roman"/>
+          <w:i/>
+          <w:color w:val="FF0000"/>
+          <w:sz w:val="24"/>
+        </w:rPr>
+        <w:t>Вірні:</w:t>
+      </w:r>
+      <w:r>
+        <w:rPr>
+          <w:rFonts w:ascii="Times New Roman" w:hAnsi="Times New Roman"/>
+          <w:color w:val="000000"/>
+          <w:sz w:val="24"/>
+        </w:rPr>
+        <w:t xml:space="preserve"> Тобі, Господи.</w:t>
+      </w:r>
+    </w:p>
+    <w:p>
+      <w:pPr>
+        <w:pStyle w:val="a"/>
+        <w:spacing w:after="120"/>
+      </w:pPr>
+      <w:r>
+        <w:rPr>
+          <w:rFonts w:ascii="Times New Roman" w:hAnsi="Times New Roman"/>
+          <w:sz w:val="24"/>
+          <w:u w:val="single"/>
+        </w:rPr>
+        <w:t>[Дякуємо тобі, Господи, Боже спасіння нашого, бо ти все робиш для добра життя нашого, щоб ми завжди на тебе споглядали, Спасителю й Доброчинцю душ наших. Бо ти дав спокій нам у час минулої ночі й підвів нас, щоб ми поклонялися величному імені твоєму. Тому молимо тебе, Господи: Дай нам ласку й силу, щоб ми стали гідними співати тобі розумно й молитися безупинно та в страсі і тремтінні над нашим спасінням працювали, при заступництві Христа твого. Пом'яни, Господи, і тих, що вночі до тебе кличуть. Вислухай їх і помилуй, і круши під ноги їх невидимих і войовничих ворогів.]</w:t>
+      </w:r>
+    </w:p>
+    <w:p>
+      <w:pPr>
+        <w:pStyle w:val="a"/>
+        <w:spacing w:after="120"/>
+      </w:pPr>
+      <w:r>
+        <w:rPr>
+          <w:rFonts w:ascii="Times New Roman" w:hAnsi="Times New Roman"/>
+          <w:i/>
+          <w:color w:val="FF0000"/>
+          <w:sz w:val="24"/>
+        </w:rPr>
+        <w:t>Священик:</w:t>
+      </w:r>
+      <w:r>
+        <w:rPr>
+          <w:rFonts w:ascii="Times New Roman" w:hAnsi="Times New Roman"/>
+          <w:i/>
+          <w:color w:val="FF0000"/>
+          <w:sz w:val="24"/>
+        </w:rPr>
+        <w:t xml:space="preserve"> </w:t>
+      </w:r>
+      <w:r>
+        <w:rPr>
+          <w:rFonts w:ascii="Times New Roman" w:hAnsi="Times New Roman"/>
+          <w:color w:val="000000"/>
+          <w:sz w:val="24"/>
+        </w:rPr>
+        <w:t>Бо Ти цар миру і Спас душ наших і Тобі славу возсилаємо: Отцю, і Сину, і Святому Духові</w:t>
+      </w:r>
+      <w:r>
+        <w:rPr>
+          <w:rFonts w:ascii="Times New Roman" w:hAnsi="Times New Roman"/>
+          <w:sz w:val="24"/>
+        </w:rPr>
+        <w:t>, нині і повсякчас, і на віки віків.</w:t>
+      </w:r>
+    </w:p>
+    <w:p>
+      <w:pPr>
+        <w:pStyle w:val="a"/>
+        <w:spacing w:after="120"/>
+      </w:pPr>
+      <w:r>
+        <w:rPr>
+          <w:rFonts w:ascii="Times New Roman" w:hAnsi="Times New Roman"/>
+          <w:i/>
+          <w:color w:val="FF0000"/>
+          <w:sz w:val="24"/>
+        </w:rPr>
+        <w:t>Вірні:</w:t>
+      </w:r>
+      <w:r>
+        <w:rPr>
+          <w:rFonts w:ascii="Times New Roman" w:hAnsi="Times New Roman"/>
+          <w:color w:val="FF0000"/>
+          <w:sz w:val="24"/>
+        </w:rPr>
+        <w:t xml:space="preserve"> </w:t>
+      </w:r>
+      <w:r>
+        <w:rPr>
+          <w:rFonts w:ascii="Times New Roman" w:hAnsi="Times New Roman"/>
+          <w:sz w:val="24"/>
+        </w:rPr>
+        <w:t>Амінь</w:t>
+      </w:r>
+      <w:r>
+        <w:rPr>
+          <w:rFonts w:ascii="Times New Roman" w:hAnsi="Times New Roman"/>
+          <w:i/>
+          <w:sz w:val="24"/>
+        </w:rPr>
+        <w:t>.</w:t>
+      </w:r>
+    </w:p>
+    <w:p>
+      <w:pPr>
+        <w:pStyle w:val="Heading3"/>
+        <w:spacing w:after="120"/>
+        <w:jc w:val="center"/>
+      </w:pPr>
+      <w:r>
+        <w:rPr>
+          <w:rFonts w:ascii="Times New Roman" w:hAnsi="Times New Roman"/>
+          <w:i/>
+          <w:color w:val="FF0000"/>
+          <w:sz w:val="24"/>
+        </w:rPr>
+        <w:t>Пісня 7</w:t>
+      </w:r>
+    </w:p>
+    <w:p>
+      <w:pPr>
+        <w:pStyle w:val="a"/>
+        <w:spacing w:after="120"/>
+      </w:pPr>
+      <w:r>
+        <w:rPr>
+          <w:rFonts w:ascii="Times New Roman" w:hAnsi="Times New Roman"/>
+          <w:b/>
+          <w:i/>
+          <w:color w:val="FF0000"/>
+          <w:sz w:val="24"/>
+        </w:rPr>
+        <w:t>Ірмос (г. 2):</w:t>
+      </w:r>
+      <w:r>
+        <w:rPr>
+          <w:rFonts w:ascii="Times New Roman" w:hAnsi="Times New Roman"/>
+          <w:b/>
+          <w:i/>
+          <w:color w:val="FF0000"/>
+          <w:sz w:val="24"/>
+        </w:rPr>
+        <w:t xml:space="preserve"> </w:t>
+      </w:r>
+      <w:r>
+        <w:rPr>
+          <w:rFonts w:ascii="Times New Roman" w:hAnsi="Times New Roman"/>
+          <w:b/>
+          <w:color w:val="000000"/>
+          <w:sz w:val="24"/>
+        </w:rPr>
+        <w:t>Богопротивне</w:t>
+      </w:r>
+      <w:r>
+        <w:rPr>
+          <w:rFonts w:ascii="Times New Roman" w:hAnsi="Times New Roman"/>
+          <w:b/>
+          <w:color w:val="000000"/>
+          <w:sz w:val="24"/>
+        </w:rPr>
+        <w:t xml:space="preserve"> повеління беззаконного мучителя високе полум’я розпалило, Христос же послав побожним юнакам духовну росу, Він благословенний і </w:t>
+      </w:r>
+      <w:r>
+        <w:rPr>
+          <w:rFonts w:ascii="Times New Roman" w:hAnsi="Times New Roman"/>
+          <w:b/>
+          <w:color w:val="000000"/>
+          <w:sz w:val="24"/>
+        </w:rPr>
+        <w:t>препрославлений</w:t>
+      </w:r>
+      <w:r>
+        <w:rPr>
+          <w:rFonts w:ascii="Times New Roman" w:hAnsi="Times New Roman"/>
+          <w:b/>
+          <w:color w:val="000000"/>
+          <w:sz w:val="24"/>
+        </w:rPr>
+        <w:t>.</w:t>
+      </w:r>
+    </w:p>
+    <w:p>
+      <w:pPr>
+        <w:pStyle w:val="a"/>
+        <w:spacing w:after="120"/>
+      </w:pPr>
+      <w:r>
+        <w:rPr>
+          <w:rFonts w:ascii="Times New Roman" w:hAnsi="Times New Roman"/>
+          <w:i/>
+          <w:color w:val="FF0000"/>
+          <w:sz w:val="24"/>
+        </w:rPr>
+        <w:t xml:space="preserve">Стих: </w:t>
+      </w:r>
+      <w:r>
+        <w:rPr>
+          <w:rFonts w:ascii="Times New Roman" w:hAnsi="Times New Roman"/>
+          <w:sz w:val="24"/>
+          <w:u w:val="single"/>
+        </w:rPr>
+        <w:t>Слава, Господи, чесному хресту твоєму і розп'яттю.</w:t>
+      </w:r>
+    </w:p>
+    <w:p>
+      <w:pPr>
+        <w:pStyle w:val="a"/>
+        <w:spacing w:after="120"/>
+      </w:pPr>
+      <w:r>
+        <w:rPr>
+          <w:rFonts w:ascii="Times New Roman" w:hAnsi="Times New Roman"/>
+          <w:color w:val="000000"/>
+          <w:sz w:val="24"/>
+        </w:rPr>
+        <w:t>Мене, що упав у злочин, Ти підняв, будучи піднесеним на хрест, — воскресіння всіх і вознесіння, Слове; і скинув супротивника, який скинув мене, і показав його мертвим і бездіяльним; слава державі Твоїй.</w:t>
+      </w:r>
+    </w:p>
+    <w:p>
+      <w:pPr>
+        <w:pStyle w:val="a"/>
+        <w:spacing w:after="120"/>
+      </w:pPr>
+      <w:r>
+        <w:rPr>
+          <w:rFonts w:ascii="Times New Roman" w:hAnsi="Times New Roman"/>
+          <w:i/>
+          <w:color w:val="FF0000"/>
+          <w:sz w:val="24"/>
+        </w:rPr>
+        <w:t xml:space="preserve">Стих: </w:t>
+      </w:r>
+      <w:r>
+        <w:rPr>
+          <w:rFonts w:ascii="Times New Roman" w:hAnsi="Times New Roman"/>
+          <w:sz w:val="24"/>
+          <w:u w:val="single"/>
+        </w:rPr>
+        <w:t>Слава, Господи, чесному хресту твоєму і розп'яттю.</w:t>
+      </w:r>
+    </w:p>
+    <w:p>
+      <w:pPr>
+        <w:pStyle w:val="a"/>
+        <w:spacing w:after="120"/>
+      </w:pPr>
+      <w:r>
+        <w:rPr>
+          <w:rFonts w:ascii="Times New Roman" w:hAnsi="Times New Roman"/>
+          <w:color w:val="000000"/>
+          <w:sz w:val="24"/>
+        </w:rPr>
+        <w:t>Цвяхами Ти, Христе, прицвяхував гріхи праотця; тростиною ж побитий, Ти написав свободу всім людям; слава стражданню Твоєму, яким ми визволилися від темряви пристрастей.</w:t>
+      </w:r>
+    </w:p>
+    <w:p>
+      <w:pPr>
+        <w:pStyle w:val="a"/>
+        <w:spacing w:after="120"/>
+      </w:pPr>
+      <w:r>
+        <w:rPr>
+          <w:rFonts w:ascii="Times New Roman" w:hAnsi="Times New Roman"/>
+          <w:b/>
+          <w:sz w:val="24"/>
+        </w:rPr>
+        <w:t xml:space="preserve">Слава: І нині: </w:t>
+      </w:r>
+      <w:r>
+        <w:rPr>
+          <w:rFonts w:ascii="Times New Roman" w:hAnsi="Times New Roman"/>
+          <w:i/>
+          <w:color w:val="FF0000"/>
+          <w:sz w:val="24"/>
+        </w:rPr>
+        <w:t xml:space="preserve">Богородичний: </w:t>
+      </w:r>
+      <w:r>
+        <w:rPr>
+          <w:rFonts w:ascii="Times New Roman" w:hAnsi="Times New Roman"/>
+          <w:color w:val="000000"/>
+          <w:sz w:val="24"/>
+        </w:rPr>
+        <w:t xml:space="preserve">Ти, Діво, явилася палатою одухотвореною Царя і престолом </w:t>
+      </w:r>
+      <w:r>
+        <w:rPr>
+          <w:rFonts w:ascii="Times New Roman" w:hAnsi="Times New Roman"/>
+          <w:color w:val="000000"/>
+          <w:sz w:val="24"/>
+        </w:rPr>
+        <w:t>вогнезрачним</w:t>
+      </w:r>
+      <w:r>
+        <w:rPr>
+          <w:rFonts w:ascii="Times New Roman" w:hAnsi="Times New Roman"/>
+          <w:color w:val="000000"/>
+          <w:sz w:val="24"/>
+        </w:rPr>
+        <w:t xml:space="preserve">, сидячи на якому Він підняв від першого падіння всіх людей і вшанував </w:t>
+      </w:r>
+      <w:r>
+        <w:rPr>
+          <w:rFonts w:ascii="Times New Roman" w:hAnsi="Times New Roman"/>
+          <w:color w:val="000000"/>
+          <w:sz w:val="24"/>
+        </w:rPr>
+        <w:t>співсидінням</w:t>
+      </w:r>
+      <w:r>
+        <w:rPr>
+          <w:rFonts w:ascii="Times New Roman" w:hAnsi="Times New Roman"/>
+          <w:color w:val="000000"/>
+          <w:sz w:val="24"/>
+        </w:rPr>
+        <w:t xml:space="preserve"> з Отцем.</w:t>
+      </w:r>
+    </w:p>
+    <w:p>
+      <w:pPr>
+        <w:pStyle w:val="Heading3"/>
+        <w:spacing w:after="120"/>
+        <w:jc w:val="center"/>
+      </w:pPr>
+      <w:r>
+        <w:rPr>
+          <w:rFonts w:ascii="Times New Roman" w:hAnsi="Times New Roman"/>
+          <w:i/>
+          <w:color w:val="FF0000"/>
+          <w:sz w:val="24"/>
+        </w:rPr>
+        <w:t>Пісня 8</w:t>
+      </w:r>
+    </w:p>
+    <w:p>
+      <w:pPr>
+        <w:pStyle w:val="a"/>
+        <w:spacing w:after="120"/>
+      </w:pPr>
+      <w:r>
+        <w:rPr>
+          <w:rFonts w:ascii="Times New Roman" w:hAnsi="Times New Roman"/>
+          <w:b/>
+          <w:i/>
+          <w:color w:val="FF0000"/>
+          <w:sz w:val="24"/>
+        </w:rPr>
+        <w:t>Ірмос (г. 2):</w:t>
+      </w:r>
+      <w:r>
+        <w:rPr>
+          <w:rFonts w:ascii="Times New Roman" w:hAnsi="Times New Roman"/>
+          <w:b/>
+          <w:i/>
+          <w:color w:val="FF0000"/>
+          <w:sz w:val="24"/>
+        </w:rPr>
+        <w:t xml:space="preserve"> </w:t>
+      </w:r>
+      <w:r>
+        <w:rPr>
+          <w:rFonts w:ascii="Times New Roman" w:hAnsi="Times New Roman"/>
+          <w:b/>
+          <w:color w:val="000000"/>
+          <w:sz w:val="24"/>
+        </w:rPr>
+        <w:t>Золотого ідола зневажили три блаженні юнаки, бачачи незмінний і живий образ Божий, серед вогню співаючи: нехай оспівує Господа все створене творіння і прославляє по всі віки.</w:t>
+      </w:r>
+    </w:p>
+    <w:p>
+      <w:pPr>
+        <w:pStyle w:val="a"/>
+        <w:spacing w:after="120"/>
+      </w:pPr>
+      <w:r>
+        <w:rPr>
+          <w:rFonts w:ascii="Times New Roman" w:hAnsi="Times New Roman"/>
+          <w:i/>
+          <w:color w:val="FF0000"/>
+          <w:sz w:val="24"/>
+        </w:rPr>
+        <w:t xml:space="preserve">Стих: </w:t>
+      </w:r>
+      <w:r>
+        <w:rPr>
+          <w:rFonts w:ascii="Times New Roman" w:hAnsi="Times New Roman"/>
+          <w:sz w:val="24"/>
+          <w:u w:val="single"/>
+        </w:rPr>
+        <w:t>Слава, Господи, чесному хресту твоєму і розп'яттю.</w:t>
+      </w:r>
+    </w:p>
+    <w:p>
+      <w:pPr>
+        <w:pStyle w:val="a"/>
+        <w:spacing w:after="120"/>
+      </w:pPr>
+      <w:r>
+        <w:rPr>
+          <w:rFonts w:ascii="Times New Roman" w:hAnsi="Times New Roman"/>
+          <w:color w:val="000000"/>
+          <w:sz w:val="24"/>
+        </w:rPr>
+        <w:t>Люди непокірні, без страху творячи всі беззаконня, розіп’яли Тебе на древі серед беззаконних, Щедрий, виправдавши беззаконного; Тебе ж усе творіння славить, як Господа і Владику, оспівуючи Твоє довготерпіння.</w:t>
+      </w:r>
+    </w:p>
+    <w:p>
+      <w:pPr>
+        <w:pStyle w:val="a"/>
+        <w:spacing w:after="120"/>
+      </w:pPr>
+      <w:r>
+        <w:rPr>
+          <w:rFonts w:ascii="Times New Roman" w:hAnsi="Times New Roman"/>
+          <w:i/>
+          <w:color w:val="FF0000"/>
+          <w:sz w:val="24"/>
+        </w:rPr>
+        <w:t xml:space="preserve">Стих: </w:t>
+      </w:r>
+      <w:r>
+        <w:rPr>
+          <w:rFonts w:ascii="Times New Roman" w:hAnsi="Times New Roman"/>
+          <w:sz w:val="24"/>
+          <w:u w:val="single"/>
+        </w:rPr>
+        <w:t>Слава, Господи, чесному хресту твоєму і розп'яттю.</w:t>
+      </w:r>
+    </w:p>
+    <w:p>
+      <w:pPr>
+        <w:pStyle w:val="a"/>
+        <w:spacing w:after="120"/>
+      </w:pPr>
+      <w:r>
+        <w:rPr>
+          <w:rFonts w:ascii="Times New Roman" w:hAnsi="Times New Roman"/>
+          <w:color w:val="000000"/>
+          <w:sz w:val="24"/>
+        </w:rPr>
+        <w:t xml:space="preserve">Ти, Христе, </w:t>
+      </w:r>
+      <w:r>
+        <w:rPr>
+          <w:rFonts w:ascii="Times New Roman" w:hAnsi="Times New Roman"/>
+          <w:color w:val="000000"/>
+          <w:sz w:val="24"/>
+        </w:rPr>
+        <w:t>окривавив</w:t>
+      </w:r>
+      <w:r>
+        <w:rPr>
+          <w:rFonts w:ascii="Times New Roman" w:hAnsi="Times New Roman"/>
+          <w:color w:val="000000"/>
+          <w:sz w:val="24"/>
+        </w:rPr>
+        <w:t xml:space="preserve"> Твої пальці, на древі прицвяхований, і припинив кров, яку в давнину приносили бісам на загибель, тих, хто приносив її; тому Тебе прославляє все творіння, Боже всіх, оспівуючи Твоє чоловіколюбство.</w:t>
+      </w:r>
+    </w:p>
+    <w:p>
+      <w:pPr>
+        <w:pStyle w:val="a"/>
+        <w:spacing w:after="120"/>
+      </w:pPr>
+      <w:r>
+        <w:rPr>
+          <w:rFonts w:ascii="Times New Roman" w:hAnsi="Times New Roman"/>
+          <w:b/>
+          <w:color w:val="000000"/>
+          <w:sz w:val="24"/>
+        </w:rPr>
+        <w:t>Благословім Отця і Сина і Святого Духа Господа, нині і повсякчас, і на віки віків. Амінь.</w:t>
+      </w:r>
+    </w:p>
+    <w:p>
+      <w:pPr>
+        <w:pStyle w:val="a"/>
+        <w:spacing w:after="120"/>
+      </w:pPr>
+      <w:r>
+        <w:rPr>
+          <w:rFonts w:ascii="Times New Roman" w:hAnsi="Times New Roman"/>
+          <w:i/>
+          <w:color w:val="FF0000"/>
+          <w:sz w:val="24"/>
+        </w:rPr>
+        <w:t xml:space="preserve">Богородичний: </w:t>
+      </w:r>
+      <w:r>
+        <w:rPr>
+          <w:rFonts w:ascii="Times New Roman" w:hAnsi="Times New Roman"/>
+          <w:color w:val="000000"/>
+          <w:sz w:val="24"/>
+        </w:rPr>
+        <w:t>Непорочна Агниця, пророків же і мучеників прикраса, коли побачила на древі розіп’ятого Агнця, безначальне Слово, плакала гірко і промовляла: нехай оспівує Господа все створене творіння і прославляє Його повіки.</w:t>
       </w:r>
     </w:p>
     <w:p>
@@ -12710,62 +14424,48 @@
         <w:jc w:val="center"/>
         <w:rPr>
           <w:rFonts w:ascii="Times New Roman" w:cs="Times New Roman" w:eastAsia="Times New Roman" w:hAnsi="Times New Roman"/>
-          <w:i w:val="1"/>
-          <w:color w:val="ff0000"/>
-        </w:rPr>
-      </w:pPr>
-      <w:r>
-        <w:rPr>
-          <w:rFonts w:ascii="Times New Roman" w:cs="Times New Roman" w:eastAsia="Times New Roman" w:hAnsi="Times New Roman"/>
           <w:b w:val="1"/>
           <w:i w:val="1"/>
           <w:color w:val="ff0000"/>
-          <w:rtl w:val="0"/>
-        </w:rPr>
-        <w:t xml:space="preserve">Мала єктенія</w:t>
-      </w:r>
-      <w:r>
-        <w:rPr>
-          <w:rtl w:val="0"/>
-        </w:rPr>
-      </w:r>
-    </w:p>
-    <w:p>
-      <w:pPr>
-        <w:spacing w:after="120" w:lineRule="auto"/>
-        <w:jc w:val="both"/>
-        <w:rPr>
-          <w:rFonts w:ascii="Times New Roman" w:cs="Times New Roman" w:eastAsia="Times New Roman" w:hAnsi="Times New Roman"/>
-          <w:i w:val="1"/>
-          <w:color w:val="000000"/>
-          <w:sz w:val="24"/>
-          <w:szCs w:val="24"/>
-        </w:rPr>
-      </w:pPr>
-      <w:r>
-        <w:rPr>
-          <w:rFonts w:ascii="Times New Roman" w:cs="Times New Roman" w:eastAsia="Times New Roman" w:hAnsi="Times New Roman"/>
-          <w:color w:val="000000"/>
-          <w:sz w:val="24"/>
-          <w:szCs w:val="24"/>
-          <w:rtl w:val="0"/>
-        </w:rPr>
-        <w:t xml:space="preserve">Ще і ще в мирі Господеві помолімся.</w:t>
-      </w:r>
-      <w:r>
-        <w:rPr>
-          <w:rtl w:val="0"/>
-        </w:rPr>
-      </w:r>
-    </w:p>
-    <w:p>
-      <w:pPr>
-        <w:spacing w:after="120" w:lineRule="auto"/>
-        <w:jc w:val="both"/>
-        <w:rPr>
-          <w:rFonts w:ascii="Times New Roman" w:cs="Times New Roman" w:eastAsia="Times New Roman" w:hAnsi="Times New Roman"/>
-          <w:i w:val="1"/>
-          <w:color w:val="000000"/>
+        </w:rPr>
+      </w:pPr>
+      <w:r>
+        <w:rPr>
+          <w:rFonts w:ascii="Times New Roman" w:cs="Times New Roman" w:eastAsia="Times New Roman" w:hAnsi="Times New Roman"/>
+          <w:b w:val="1"/>
+          <w:i w:val="1"/>
+          <w:color w:val="ff0000"/>
+          <w:rtl w:val="0"/>
+        </w:rPr>
+        <w:t xml:space="preserve">Пісня Богородиці</w:t>
+      </w:r>
+    </w:p>
+    <w:p>
+      <w:pPr>
+        <w:spacing w:after="120" w:lineRule="auto"/>
+        <w:jc w:val="both"/>
+        <w:rPr>
+          <w:rFonts w:ascii="Times New Roman" w:cs="Times New Roman" w:eastAsia="Times New Roman" w:hAnsi="Times New Roman"/>
+          <w:sz w:val="24"/>
+          <w:szCs w:val="24"/>
+        </w:rPr>
+      </w:pPr>
+      <w:r>
+        <w:rPr>
+          <w:rFonts w:ascii="Times New Roman" w:cs="Times New Roman" w:eastAsia="Times New Roman" w:hAnsi="Times New Roman"/>
+          <w:sz w:val="24"/>
+          <w:szCs w:val="24"/>
+          <w:rtl w:val="0"/>
+        </w:rPr>
+        <w:t xml:space="preserve">Богородицю і Матір Світла піснями звеличаймо.</w:t>
+      </w:r>
+    </w:p>
+    <w:p>
+      <w:pPr>
+        <w:spacing w:after="120" w:lineRule="auto"/>
+        <w:jc w:val="both"/>
+        <w:rPr>
+          <w:rFonts w:ascii="Times New Roman" w:cs="Times New Roman" w:eastAsia="Times New Roman" w:hAnsi="Times New Roman"/>
           <w:sz w:val="24"/>
           <w:szCs w:val="24"/>
         </w:rPr>
@@ -12784,284 +14484,159 @@
       <w:r>
         <w:rPr>
           <w:rFonts w:ascii="Times New Roman" w:cs="Times New Roman" w:eastAsia="Times New Roman" w:hAnsi="Times New Roman"/>
-          <w:color w:val="000000"/>
-          <w:sz w:val="24"/>
-          <w:szCs w:val="24"/>
-          <w:rtl w:val="0"/>
-        </w:rPr>
-        <w:t xml:space="preserve"> Господи, помилуй.</w:t>
-      </w:r>
-      <w:r>
-        <w:rPr>
-          <w:rtl w:val="0"/>
-        </w:rPr>
-      </w:r>
-    </w:p>
-    <w:p>
-      <w:pPr>
-        <w:spacing w:after="120" w:lineRule="auto"/>
-        <w:jc w:val="both"/>
-        <w:rPr>
-          <w:rFonts w:ascii="Times New Roman" w:cs="Times New Roman" w:eastAsia="Times New Roman" w:hAnsi="Times New Roman"/>
-          <w:i w:val="1"/>
-          <w:color w:val="000000"/>
-          <w:sz w:val="24"/>
-          <w:szCs w:val="24"/>
-        </w:rPr>
-      </w:pPr>
-      <w:r>
-        <w:rPr>
-          <w:rFonts w:ascii="Times New Roman" w:cs="Times New Roman" w:eastAsia="Times New Roman" w:hAnsi="Times New Roman"/>
-          <w:color w:val="000000"/>
-          <w:sz w:val="24"/>
-          <w:szCs w:val="24"/>
-          <w:rtl w:val="0"/>
-        </w:rPr>
-        <w:t xml:space="preserve">Заступи, спаси, помилуй і охорони нас, Боже, твоєю благодаттю.</w:t>
-      </w:r>
-      <w:r>
-        <w:rPr>
-          <w:rtl w:val="0"/>
-        </w:rPr>
-      </w:r>
-    </w:p>
-    <w:p>
-      <w:pPr>
-        <w:spacing w:after="120" w:lineRule="auto"/>
-        <w:jc w:val="both"/>
-        <w:rPr>
-          <w:rFonts w:ascii="Times New Roman" w:cs="Times New Roman" w:eastAsia="Times New Roman" w:hAnsi="Times New Roman"/>
-          <w:i w:val="1"/>
-          <w:color w:val="000000"/>
-          <w:sz w:val="24"/>
-          <w:szCs w:val="24"/>
-        </w:rPr>
-      </w:pPr>
-      <w:r>
-        <w:rPr>
-          <w:rFonts w:ascii="Times New Roman" w:cs="Times New Roman" w:eastAsia="Times New Roman" w:hAnsi="Times New Roman"/>
-          <w:i w:val="1"/>
-          <w:color w:val="ff0000"/>
-          <w:sz w:val="24"/>
-          <w:szCs w:val="24"/>
-          <w:rtl w:val="0"/>
-        </w:rPr>
-        <w:t xml:space="preserve">Вірні:</w:t>
-      </w:r>
-      <w:r>
-        <w:rPr>
-          <w:rFonts w:ascii="Times New Roman" w:cs="Times New Roman" w:eastAsia="Times New Roman" w:hAnsi="Times New Roman"/>
-          <w:color w:val="000000"/>
-          <w:sz w:val="24"/>
-          <w:szCs w:val="24"/>
-          <w:rtl w:val="0"/>
-        </w:rPr>
-        <w:t xml:space="preserve"> Господи, помилуй.</w:t>
-      </w:r>
-      <w:r>
-        <w:rPr>
-          <w:rtl w:val="0"/>
-        </w:rPr>
-      </w:r>
-    </w:p>
-    <w:p>
-      <w:pPr>
-        <w:spacing w:after="120" w:lineRule="auto"/>
-        <w:jc w:val="both"/>
-        <w:rPr>
-          <w:rFonts w:ascii="Times New Roman" w:cs="Times New Roman" w:eastAsia="Times New Roman" w:hAnsi="Times New Roman"/>
-          <w:i w:val="1"/>
-          <w:color w:val="000000"/>
-          <w:sz w:val="24"/>
-          <w:szCs w:val="24"/>
-        </w:rPr>
-      </w:pPr>
-      <w:r>
-        <w:rPr>
-          <w:rFonts w:ascii="Times New Roman" w:cs="Times New Roman" w:eastAsia="Times New Roman" w:hAnsi="Times New Roman"/>
-          <w:color w:val="000000"/>
-          <w:sz w:val="24"/>
-          <w:szCs w:val="24"/>
-          <w:rtl w:val="0"/>
-        </w:rPr>
-        <w:t xml:space="preserve">Пресвяту, пречисту, преблагословенну, славну Владичицю нашу Богородицю і приснодіву Марію, з усіма святими пом'янувши, самі себе, і один одного, і все життя наше Христу Богові віддаймо.</w:t>
-      </w:r>
-      <w:r>
-        <w:rPr>
-          <w:rtl w:val="0"/>
-        </w:rPr>
-      </w:r>
-    </w:p>
-    <w:p>
-      <w:pPr>
-        <w:spacing w:after="120" w:lineRule="auto"/>
-        <w:jc w:val="both"/>
-        <w:rPr>
-          <w:rFonts w:ascii="Times New Roman" w:cs="Times New Roman" w:eastAsia="Times New Roman" w:hAnsi="Times New Roman"/>
-          <w:i w:val="1"/>
-          <w:color w:val="000000"/>
-          <w:sz w:val="24"/>
-          <w:szCs w:val="24"/>
-        </w:rPr>
-      </w:pPr>
-      <w:r>
-        <w:rPr>
-          <w:rFonts w:ascii="Times New Roman" w:cs="Times New Roman" w:eastAsia="Times New Roman" w:hAnsi="Times New Roman"/>
-          <w:i w:val="1"/>
-          <w:color w:val="ff0000"/>
-          <w:sz w:val="24"/>
-          <w:szCs w:val="24"/>
-          <w:rtl w:val="0"/>
-        </w:rPr>
-        <w:t xml:space="preserve">Вірні:</w:t>
-      </w:r>
-      <w:r>
-        <w:rPr>
-          <w:rFonts w:ascii="Times New Roman" w:cs="Times New Roman" w:eastAsia="Times New Roman" w:hAnsi="Times New Roman"/>
-          <w:color w:val="000000"/>
-          <w:sz w:val="24"/>
-          <w:szCs w:val="24"/>
-          <w:rtl w:val="0"/>
-        </w:rPr>
-        <w:t xml:space="preserve"> Тобі, Господи.</w:t>
-      </w:r>
-      <w:r>
-        <w:rPr>
-          <w:rtl w:val="0"/>
-        </w:rPr>
-      </w:r>
-    </w:p>
-    <w:p>
-      <w:pPr>
-        <w:spacing w:after="120" w:lineRule="auto"/>
-        <w:jc w:val="both"/>
-        <w:rPr>
-          <w:rFonts w:ascii="Times New Roman" w:cs="Times New Roman" w:eastAsia="Times New Roman" w:hAnsi="Times New Roman"/>
-          <w:sz w:val="24"/>
-          <w:szCs w:val="24"/>
-          <w:u w:val="single"/>
-        </w:rPr>
-      </w:pPr>
-      <w:bookmarkStart w:colFirst="0" w:colLast="0" w:name="_heading=h.gjdgxs" w:id="0"/>
-      <w:bookmarkEnd w:id="0"/>
-      <w:r>
-        <w:rPr>
-          <w:rFonts w:ascii="Times New Roman" w:cs="Times New Roman" w:eastAsia="Times New Roman" w:hAnsi="Times New Roman"/>
-          <w:sz w:val="24"/>
-          <w:szCs w:val="24"/>
-          <w:u w:val="single"/>
-          <w:rtl w:val="0"/>
-        </w:rPr>
-        <w:t xml:space="preserve">[Господи, Боже наш, що сонну неміч забрав від нас і покликав нас візванням святим, щоб і вночі підносити руки наші і прославляти тебе за справедливі твої присуди. Прийми благання наші, моління, визнавання, нічні служби і даруй нам, Боже, віру бездоганну, надію впевнену, любов нелицемірну. Благослови наші входи й виходи, вчинки, слова, діла й думки; і дай нам дочекатися початку дня, нам, що хвалять й оспівують, і благословлять добрість твоєї несказанної сили]</w:t>
-      </w:r>
-    </w:p>
-    <w:p>
-      <w:pPr>
-        <w:spacing w:after="120" w:lineRule="auto"/>
-        <w:jc w:val="both"/>
-        <w:rPr>
-          <w:rFonts w:ascii="Times New Roman" w:cs="Times New Roman" w:eastAsia="Times New Roman" w:hAnsi="Times New Roman"/>
-          <w:sz w:val="24"/>
-          <w:szCs w:val="24"/>
-        </w:rPr>
-      </w:pPr>
-      <w:r>
-        <w:rPr>
-          <w:rFonts w:ascii="Times New Roman" w:hAnsi="Times New Roman"/>
-          <w:i/>
-          <w:color w:val="FF4400"/>
-          <w:sz w:val="24"/>
-        </w:rPr>
-        <w:t>Священик:</w:t>
-      </w:r>
-      <w:r>
-        <w:rPr>
-          <w:rFonts w:ascii="Times New Roman" w:hAnsi="Times New Roman"/>
-          <w:sz w:val="24"/>
-        </w:rPr>
-        <w:t xml:space="preserve"> Бо Ти Бог наш і Тобі славу возсилаємо: Отцю, і Сину, і Святому Духові, нині і повсякчас, і на віки віків.</w:t>
-      </w:r>
-    </w:p>
-    <w:p>
-      <w:pPr>
-        <w:spacing w:after="120" w:lineRule="auto"/>
-        <w:jc w:val="both"/>
-        <w:rPr>
-          <w:rFonts w:ascii="Times New Roman" w:cs="Times New Roman" w:eastAsia="Times New Roman" w:hAnsi="Times New Roman"/>
-          <w:sz w:val="24"/>
-          <w:szCs w:val="24"/>
-        </w:rPr>
-      </w:pPr>
-      <w:r>
-        <w:rPr>
-          <w:rFonts w:ascii="Times New Roman" w:cs="Times New Roman" w:eastAsia="Times New Roman" w:hAnsi="Times New Roman"/>
-          <w:i w:val="1"/>
-          <w:color w:val="ff0000"/>
-          <w:sz w:val="24"/>
-          <w:szCs w:val="24"/>
-          <w:rtl w:val="0"/>
-        </w:rPr>
-        <w:t xml:space="preserve">Вірні:</w:t>
-      </w:r>
-      <w:r>
-        <w:rPr>
-          <w:rFonts w:ascii="Times New Roman" w:cs="Times New Roman" w:eastAsia="Times New Roman" w:hAnsi="Times New Roman"/>
-          <w:color w:val="ff0000"/>
-          <w:sz w:val="24"/>
-          <w:szCs w:val="24"/>
-          <w:rtl w:val="0"/>
-        </w:rPr>
-        <w:t xml:space="preserve"> </w:t>
-      </w:r>
-      <w:r>
-        <w:rPr>
-          <w:rFonts w:ascii="Times New Roman" w:cs="Times New Roman" w:eastAsia="Times New Roman" w:hAnsi="Times New Roman"/>
-          <w:sz w:val="24"/>
-          <w:szCs w:val="24"/>
-          <w:rtl w:val="0"/>
-        </w:rPr>
-        <w:t xml:space="preserve">Амінь.</w:t>
-      </w:r>
-    </w:p>
-    <w:p>
-      <w:pPr>
-        <w:spacing w:after="120" w:lineRule="auto"/>
-        <w:jc w:val="both"/>
-        <w:rPr>
-          <w:rFonts w:ascii="Times New Roman" w:cs="Times New Roman" w:eastAsia="Times New Roman" w:hAnsi="Times New Roman"/>
-          <w:sz w:val="24"/>
-          <w:szCs w:val="24"/>
-        </w:rPr>
-      </w:pPr>
-      <w:r>
-        <w:rPr>
-          <w:rtl w:val="0"/>
-        </w:rPr>
-      </w:r>
-    </w:p>
-    <w:p>
-      <w:pPr>
-        <w:spacing w:after="120" w:lineRule="auto"/>
-        <w:jc w:val="both"/>
-        <w:rPr>
-          <w:rFonts w:ascii="Times New Roman" w:cs="Times New Roman" w:eastAsia="Times New Roman" w:hAnsi="Times New Roman"/>
-          <w:sz w:val="24"/>
-          <w:szCs w:val="24"/>
-        </w:rPr>
-      </w:pPr>
-      <w:r>
-        <w:rPr>
-          <w:rtl w:val="0"/>
-        </w:rPr>
-      </w:r>
-    </w:p>
-    <w:p>
-      <w:pPr>
-        <w:spacing w:after="120" w:lineRule="auto"/>
-        <w:jc w:val="both"/>
-        <w:rPr>
-          <w:rFonts w:ascii="Times New Roman" w:cs="Times New Roman" w:eastAsia="Times New Roman" w:hAnsi="Times New Roman"/>
-          <w:i w:val="1"/>
+          <w:sz w:val="24"/>
+          <w:szCs w:val="24"/>
+          <w:rtl w:val="0"/>
+        </w:rPr>
+        <w:t xml:space="preserve"> Величає душа моя Господа,* і дух мій радіє в Бозі, Спасі моїм.</w:t>
+      </w:r>
+    </w:p>
+    <w:p>
+      <w:pPr>
+        <w:spacing w:after="120" w:lineRule="auto"/>
+        <w:jc w:val="both"/>
+        <w:rPr>
+          <w:rFonts w:ascii="Times New Roman" w:cs="Times New Roman" w:eastAsia="Times New Roman" w:hAnsi="Times New Roman"/>
+          <w:sz w:val="24"/>
+          <w:szCs w:val="24"/>
+        </w:rPr>
+      </w:pPr>
+      <w:r>
+        <w:rPr>
+          <w:rFonts w:ascii="Times New Roman" w:cs="Times New Roman" w:eastAsia="Times New Roman" w:hAnsi="Times New Roman"/>
+          <w:sz w:val="24"/>
+          <w:szCs w:val="24"/>
+          <w:rtl w:val="0"/>
+        </w:rPr>
+        <w:t xml:space="preserve">Чеснішу від херувимів,* і незрівнянно славнішу від серафимів,* що без зотління Бога Слово породила,* сущу Богородицю, тебе величаємо. </w:t>
+      </w:r>
+      <w:r>
+        <w:rPr>
+          <w:rFonts w:ascii="Times New Roman" w:cs="Times New Roman" w:eastAsia="Times New Roman" w:hAnsi="Times New Roman"/>
+          <w:i w:val="1"/>
+          <w:color w:val="ff0000"/>
+          <w:sz w:val="24"/>
+          <w:szCs w:val="24"/>
+          <w:rtl w:val="0"/>
+        </w:rPr>
+        <w:t xml:space="preserve">(після кожного стиха)</w:t>
+      </w:r>
+      <w:r>
+        <w:rPr>
+          <w:rFonts w:ascii="Times New Roman" w:cs="Times New Roman" w:eastAsia="Times New Roman" w:hAnsi="Times New Roman"/>
+          <w:sz w:val="24"/>
+          <w:szCs w:val="24"/>
+          <w:rtl w:val="0"/>
+        </w:rPr>
+        <w:t xml:space="preserve">.</w:t>
+      </w:r>
+    </w:p>
+    <w:p>
+      <w:pPr>
+        <w:spacing w:after="120" w:lineRule="auto"/>
+        <w:jc w:val="both"/>
+        <w:rPr>
+          <w:rFonts w:ascii="Times New Roman" w:cs="Times New Roman" w:eastAsia="Times New Roman" w:hAnsi="Times New Roman"/>
+          <w:sz w:val="24"/>
+          <w:szCs w:val="24"/>
+        </w:rPr>
+      </w:pPr>
+      <w:r>
+        <w:rPr>
+          <w:rFonts w:ascii="Times New Roman" w:cs="Times New Roman" w:eastAsia="Times New Roman" w:hAnsi="Times New Roman"/>
+          <w:sz w:val="24"/>
+          <w:szCs w:val="24"/>
+          <w:rtl w:val="0"/>
+        </w:rPr>
+        <w:t xml:space="preserve">Бо він зглянувся на покору слугині своєї,* ось бо віднині ублажатимуть мене всі роди.</w:t>
+      </w:r>
+    </w:p>
+    <w:p>
+      <w:pPr>
+        <w:spacing w:after="120" w:lineRule="auto"/>
+        <w:jc w:val="both"/>
+        <w:rPr>
+          <w:rFonts w:ascii="Times New Roman" w:cs="Times New Roman" w:eastAsia="Times New Roman" w:hAnsi="Times New Roman"/>
+          <w:sz w:val="24"/>
+          <w:szCs w:val="24"/>
+        </w:rPr>
+      </w:pPr>
+      <w:r>
+        <w:rPr>
+          <w:rFonts w:ascii="Times New Roman" w:cs="Times New Roman" w:eastAsia="Times New Roman" w:hAnsi="Times New Roman"/>
+          <w:sz w:val="24"/>
+          <w:szCs w:val="24"/>
+          <w:rtl w:val="0"/>
+        </w:rPr>
+        <w:t xml:space="preserve">Велике бо вчинив мені Всемогутній, і святе ім'я його.* Милосердя його з роду в рід на тих, які бояться його.</w:t>
+      </w:r>
+    </w:p>
+    <w:p>
+      <w:pPr>
+        <w:spacing w:after="120" w:lineRule="auto"/>
+        <w:jc w:val="both"/>
+        <w:rPr>
+          <w:rFonts w:ascii="Times New Roman" w:cs="Times New Roman" w:eastAsia="Times New Roman" w:hAnsi="Times New Roman"/>
+          <w:sz w:val="24"/>
+          <w:szCs w:val="24"/>
+        </w:rPr>
+      </w:pPr>
+      <w:r>
+        <w:rPr>
+          <w:rFonts w:ascii="Times New Roman" w:cs="Times New Roman" w:eastAsia="Times New Roman" w:hAnsi="Times New Roman"/>
+          <w:sz w:val="24"/>
+          <w:szCs w:val="24"/>
+          <w:rtl w:val="0"/>
+        </w:rPr>
+        <w:t xml:space="preserve">Він виявив потугу рамени свого,* розвіяв гордих у задумах їхніх сердець.</w:t>
+      </w:r>
+    </w:p>
+    <w:p>
+      <w:pPr>
+        <w:spacing w:after="120" w:lineRule="auto"/>
+        <w:jc w:val="both"/>
+        <w:rPr>
+          <w:rFonts w:ascii="Times New Roman" w:cs="Times New Roman" w:eastAsia="Times New Roman" w:hAnsi="Times New Roman"/>
+          <w:sz w:val="24"/>
+          <w:szCs w:val="24"/>
+        </w:rPr>
+      </w:pPr>
+      <w:r>
+        <w:rPr>
+          <w:rFonts w:ascii="Times New Roman" w:cs="Times New Roman" w:eastAsia="Times New Roman" w:hAnsi="Times New Roman"/>
+          <w:sz w:val="24"/>
+          <w:szCs w:val="24"/>
+          <w:rtl w:val="0"/>
+        </w:rPr>
+        <w:t xml:space="preserve">Могутніх скинув з престолів, підняв угору смиренних;* наситив благами голодних, багатих же відіслав з порожніми руками.</w:t>
+      </w:r>
+    </w:p>
+    <w:p>
+      <w:pPr>
+        <w:spacing w:after="120" w:lineRule="auto"/>
+        <w:jc w:val="both"/>
+        <w:rPr>
+          <w:rFonts w:ascii="Times New Roman" w:cs="Times New Roman" w:eastAsia="Times New Roman" w:hAnsi="Times New Roman"/>
+          <w:sz w:val="24"/>
+          <w:szCs w:val="24"/>
+        </w:rPr>
+      </w:pPr>
+      <w:r>
+        <w:rPr>
+          <w:rFonts w:ascii="Times New Roman" w:cs="Times New Roman" w:eastAsia="Times New Roman" w:hAnsi="Times New Roman"/>
+          <w:sz w:val="24"/>
+          <w:szCs w:val="24"/>
+          <w:rtl w:val="0"/>
+        </w:rPr>
+        <w:t xml:space="preserve">Він пригорнув Ізраїля, слугу свого, згадавши своє милосердя,* як обіцяв був батькам нашим – Авраамові і його потомству повіки.</w:t>
+      </w:r>
+    </w:p>
+    <w:p>
+      <w:pPr>
+        <w:spacing w:after="120" w:lineRule="auto"/>
+        <w:jc w:val="both"/>
+        <w:rPr>
+          <w:rFonts w:ascii="Times New Roman" w:cs="Times New Roman" w:eastAsia="Times New Roman" w:hAnsi="Times New Roman"/>
           <w:sz w:val="24"/>
           <w:szCs w:val="24"/>
         </w:rPr>
@@ -13075,599 +14650,6 @@
     <w:p>
       <w:pPr>
         <w:pStyle w:val="Heading3"/>
-        <w:spacing w:after="120" w:before="0" w:lineRule="auto"/>
-        <w:jc w:val="center"/>
-        <w:rPr>
-          <w:rFonts w:ascii="Times New Roman" w:cs="Times New Roman" w:eastAsia="Times New Roman" w:hAnsi="Times New Roman"/>
-          <w:i w:val="1"/>
-          <w:color w:val="ff0000"/>
-        </w:rPr>
-      </w:pPr>
-      <w:r>
-        <w:rPr>
-          <w:rFonts w:ascii="Times New Roman" w:cs="Times New Roman" w:eastAsia="Times New Roman" w:hAnsi="Times New Roman"/>
-          <w:b w:val="1"/>
-          <w:i w:val="1"/>
-          <w:color w:val="ff0000"/>
-          <w:rtl w:val="0"/>
-        </w:rPr>
-        <w:t xml:space="preserve">Мала єктенія</w:t>
-      </w:r>
-      <w:r>
-        <w:rPr>
-          <w:rtl w:val="0"/>
-        </w:rPr>
-      </w:r>
-    </w:p>
-    <w:p>
-      <w:pPr>
-        <w:spacing w:after="120" w:lineRule="auto"/>
-        <w:jc w:val="both"/>
-        <w:rPr>
-          <w:rFonts w:ascii="Times New Roman" w:cs="Times New Roman" w:eastAsia="Times New Roman" w:hAnsi="Times New Roman"/>
-          <w:i w:val="1"/>
-          <w:color w:val="000000"/>
-          <w:sz w:val="24"/>
-          <w:szCs w:val="24"/>
-        </w:rPr>
-      </w:pPr>
-      <w:r>
-        <w:rPr>
-          <w:rFonts w:ascii="Times New Roman" w:cs="Times New Roman" w:eastAsia="Times New Roman" w:hAnsi="Times New Roman"/>
-          <w:color w:val="000000"/>
-          <w:sz w:val="24"/>
-          <w:szCs w:val="24"/>
-          <w:rtl w:val="0"/>
-        </w:rPr>
-        <w:t xml:space="preserve">Ще і ще в мирі Господеві помолімся.</w:t>
-      </w:r>
-      <w:r>
-        <w:rPr>
-          <w:rtl w:val="0"/>
-        </w:rPr>
-      </w:r>
-    </w:p>
-    <w:p>
-      <w:pPr>
-        <w:spacing w:after="120" w:lineRule="auto"/>
-        <w:jc w:val="both"/>
-        <w:rPr>
-          <w:rFonts w:ascii="Times New Roman" w:cs="Times New Roman" w:eastAsia="Times New Roman" w:hAnsi="Times New Roman"/>
-          <w:i w:val="1"/>
-          <w:color w:val="000000"/>
-          <w:sz w:val="24"/>
-          <w:szCs w:val="24"/>
-        </w:rPr>
-      </w:pPr>
-      <w:r>
-        <w:rPr>
-          <w:rFonts w:ascii="Times New Roman" w:cs="Times New Roman" w:eastAsia="Times New Roman" w:hAnsi="Times New Roman"/>
-          <w:i w:val="1"/>
-          <w:color w:val="ff0000"/>
-          <w:sz w:val="24"/>
-          <w:szCs w:val="24"/>
-          <w:rtl w:val="0"/>
-        </w:rPr>
-        <w:t xml:space="preserve">Вірні:</w:t>
-      </w:r>
-      <w:r>
-        <w:rPr>
-          <w:rFonts w:ascii="Times New Roman" w:cs="Times New Roman" w:eastAsia="Times New Roman" w:hAnsi="Times New Roman"/>
-          <w:color w:val="000000"/>
-          <w:sz w:val="24"/>
-          <w:szCs w:val="24"/>
-          <w:rtl w:val="0"/>
-        </w:rPr>
-        <w:t xml:space="preserve"> Господи, помилуй.</w:t>
-      </w:r>
-      <w:r>
-        <w:rPr>
-          <w:rtl w:val="0"/>
-        </w:rPr>
-      </w:r>
-    </w:p>
-    <w:p>
-      <w:pPr>
-        <w:spacing w:after="120" w:lineRule="auto"/>
-        <w:jc w:val="both"/>
-        <w:rPr>
-          <w:rFonts w:ascii="Times New Roman" w:cs="Times New Roman" w:eastAsia="Times New Roman" w:hAnsi="Times New Roman"/>
-          <w:i w:val="1"/>
-          <w:color w:val="000000"/>
-          <w:sz w:val="24"/>
-          <w:szCs w:val="24"/>
-        </w:rPr>
-      </w:pPr>
-      <w:r>
-        <w:rPr>
-          <w:rFonts w:ascii="Times New Roman" w:cs="Times New Roman" w:eastAsia="Times New Roman" w:hAnsi="Times New Roman"/>
-          <w:color w:val="000000"/>
-          <w:sz w:val="24"/>
-          <w:szCs w:val="24"/>
-          <w:rtl w:val="0"/>
-        </w:rPr>
-        <w:t xml:space="preserve">Заступи, спаси, помилуй і охорони нас, Боже, твоєю благодаттю.</w:t>
-      </w:r>
-      <w:r>
-        <w:rPr>
-          <w:rtl w:val="0"/>
-        </w:rPr>
-      </w:r>
-    </w:p>
-    <w:p>
-      <w:pPr>
-        <w:spacing w:after="120" w:lineRule="auto"/>
-        <w:jc w:val="both"/>
-        <w:rPr>
-          <w:rFonts w:ascii="Times New Roman" w:cs="Times New Roman" w:eastAsia="Times New Roman" w:hAnsi="Times New Roman"/>
-          <w:i w:val="1"/>
-          <w:color w:val="000000"/>
-          <w:sz w:val="24"/>
-          <w:szCs w:val="24"/>
-        </w:rPr>
-      </w:pPr>
-      <w:r>
-        <w:rPr>
-          <w:rFonts w:ascii="Times New Roman" w:cs="Times New Roman" w:eastAsia="Times New Roman" w:hAnsi="Times New Roman"/>
-          <w:i w:val="1"/>
-          <w:color w:val="ff0000"/>
-          <w:sz w:val="24"/>
-          <w:szCs w:val="24"/>
-          <w:rtl w:val="0"/>
-        </w:rPr>
-        <w:t xml:space="preserve">Вірні:</w:t>
-      </w:r>
-      <w:r>
-        <w:rPr>
-          <w:rFonts w:ascii="Times New Roman" w:cs="Times New Roman" w:eastAsia="Times New Roman" w:hAnsi="Times New Roman"/>
-          <w:color w:val="000000"/>
-          <w:sz w:val="24"/>
-          <w:szCs w:val="24"/>
-          <w:rtl w:val="0"/>
-        </w:rPr>
-        <w:t xml:space="preserve"> Господи, помилуй.</w:t>
-      </w:r>
-      <w:r>
-        <w:rPr>
-          <w:rtl w:val="0"/>
-        </w:rPr>
-      </w:r>
-    </w:p>
-    <w:p>
-      <w:pPr>
-        <w:spacing w:after="120" w:lineRule="auto"/>
-        <w:jc w:val="both"/>
-        <w:rPr>
-          <w:rFonts w:ascii="Times New Roman" w:cs="Times New Roman" w:eastAsia="Times New Roman" w:hAnsi="Times New Roman"/>
-          <w:i w:val="1"/>
-          <w:color w:val="000000"/>
-          <w:sz w:val="24"/>
-          <w:szCs w:val="24"/>
-        </w:rPr>
-      </w:pPr>
-      <w:r>
-        <w:rPr>
-          <w:rFonts w:ascii="Times New Roman" w:cs="Times New Roman" w:eastAsia="Times New Roman" w:hAnsi="Times New Roman"/>
-          <w:color w:val="000000"/>
-          <w:sz w:val="24"/>
-          <w:szCs w:val="24"/>
-          <w:rtl w:val="0"/>
-        </w:rPr>
-        <w:t xml:space="preserve">Пресвяту, пречисту, преблагословенну, славну Владичицю нашу Богородицю і приснодіву Марію, з усіма святими пом'янувши, самі себе, і один одного, і все життя наше Христу Богові віддаймо.</w:t>
-      </w:r>
-      <w:r>
-        <w:rPr>
-          <w:rtl w:val="0"/>
-        </w:rPr>
-      </w:r>
-    </w:p>
-    <w:p>
-      <w:pPr>
-        <w:spacing w:after="120" w:lineRule="auto"/>
-        <w:jc w:val="both"/>
-        <w:rPr>
-          <w:rFonts w:ascii="Times New Roman" w:cs="Times New Roman" w:eastAsia="Times New Roman" w:hAnsi="Times New Roman"/>
-          <w:i w:val="1"/>
-          <w:color w:val="000000"/>
-          <w:sz w:val="24"/>
-          <w:szCs w:val="24"/>
-        </w:rPr>
-      </w:pPr>
-      <w:r>
-        <w:rPr>
-          <w:rFonts w:ascii="Times New Roman" w:cs="Times New Roman" w:eastAsia="Times New Roman" w:hAnsi="Times New Roman"/>
-          <w:i w:val="1"/>
-          <w:color w:val="ff0000"/>
-          <w:sz w:val="24"/>
-          <w:szCs w:val="24"/>
-          <w:rtl w:val="0"/>
-        </w:rPr>
-        <w:t xml:space="preserve">Вірні:</w:t>
-      </w:r>
-      <w:r>
-        <w:rPr>
-          <w:rFonts w:ascii="Times New Roman" w:cs="Times New Roman" w:eastAsia="Times New Roman" w:hAnsi="Times New Roman"/>
-          <w:color w:val="000000"/>
-          <w:sz w:val="24"/>
-          <w:szCs w:val="24"/>
-          <w:rtl w:val="0"/>
-        </w:rPr>
-        <w:t xml:space="preserve"> Тобі, Господи.</w:t>
-      </w:r>
-      <w:r>
-        <w:rPr>
-          <w:rtl w:val="0"/>
-        </w:rPr>
-      </w:r>
-    </w:p>
-    <w:p>
-      <w:pPr>
-        <w:spacing w:after="120" w:lineRule="auto"/>
-        <w:jc w:val="both"/>
-        <w:rPr>
-          <w:rFonts w:ascii="Times New Roman" w:cs="Times New Roman" w:eastAsia="Times New Roman" w:hAnsi="Times New Roman"/>
-          <w:sz w:val="24"/>
-          <w:szCs w:val="24"/>
-          <w:u w:val="single"/>
-        </w:rPr>
-      </w:pPr>
-      <w:bookmarkStart w:colFirst="0" w:colLast="0" w:name="_heading=h.30j0zll" w:id="1"/>
-      <w:bookmarkEnd w:id="1"/>
-      <w:r>
-        <w:rPr>
-          <w:rFonts w:ascii="Times New Roman" w:cs="Times New Roman" w:eastAsia="Times New Roman" w:hAnsi="Times New Roman"/>
-          <w:sz w:val="24"/>
-          <w:szCs w:val="24"/>
-          <w:u w:val="single"/>
-          <w:rtl w:val="0"/>
-        </w:rPr>
-        <w:t xml:space="preserve">[Дякуємо тобі, Господи, Боже спасіння нашого, бо ти все робиш для добра життя нашого, щоб ми завжди на тебе споглядали, Спасителю й Доброчинцю душ наших. Бо ти дав спокій нам у час минулої ночі й підвів нас, щоб ми поклонялися величному імені твоєму. Тому молимо тебе, Господи: Дай нам ласку й силу, щоб ми стали гідними співати тобі розумно й молитися безупинно та в страсі і тремтінні над нашим спасінням працювали, при заступництві Христа твого. Пом'яни, Господи, і тих, що вночі до тебе кличуть. Вислухай їх і помилуй, і круши під ноги їх невидимих і войовничих ворогів.]</w:t>
-      </w:r>
-    </w:p>
-    <w:p>
-      <w:pPr>
-        <w:spacing w:after="120" w:lineRule="auto"/>
-        <w:jc w:val="both"/>
-        <w:rPr>
-          <w:rFonts w:ascii="Times New Roman" w:cs="Times New Roman" w:eastAsia="Times New Roman" w:hAnsi="Times New Roman"/>
-          <w:sz w:val="24"/>
-          <w:szCs w:val="24"/>
-        </w:rPr>
-      </w:pPr>
-      <w:r>
-        <w:rPr>
-          <w:rFonts w:ascii="Times New Roman" w:hAnsi="Times New Roman"/>
-          <w:i/>
-          <w:color w:val="FF4400"/>
-          <w:sz w:val="24"/>
-        </w:rPr>
-        <w:t>Священик:</w:t>
-      </w:r>
-      <w:r>
-        <w:rPr>
-          <w:rFonts w:ascii="Times New Roman" w:hAnsi="Times New Roman"/>
-          <w:sz w:val="24"/>
-        </w:rPr>
-        <w:t xml:space="preserve"> Бо Ти цар миру і Спас душ наших і Тобі славу возсилаємо: Отцю, і Сину, і Святому Духові, нині і повсякчас, і на віки віків.</w:t>
-      </w:r>
-    </w:p>
-    <w:p>
-      <w:pPr>
-        <w:spacing w:after="120" w:lineRule="auto"/>
-        <w:jc w:val="both"/>
-        <w:rPr>
-          <w:rFonts w:ascii="Times New Roman" w:cs="Times New Roman" w:eastAsia="Times New Roman" w:hAnsi="Times New Roman"/>
-          <w:i w:val="1"/>
-          <w:sz w:val="24"/>
-          <w:szCs w:val="24"/>
-        </w:rPr>
-      </w:pPr>
-      <w:r>
-        <w:rPr>
-          <w:rFonts w:ascii="Times New Roman" w:cs="Times New Roman" w:eastAsia="Times New Roman" w:hAnsi="Times New Roman"/>
-          <w:i w:val="1"/>
-          <w:color w:val="ff0000"/>
-          <w:sz w:val="24"/>
-          <w:szCs w:val="24"/>
-          <w:rtl w:val="0"/>
-        </w:rPr>
-        <w:t xml:space="preserve">Вірні:</w:t>
-      </w:r>
-      <w:r>
-        <w:rPr>
-          <w:rFonts w:ascii="Times New Roman" w:cs="Times New Roman" w:eastAsia="Times New Roman" w:hAnsi="Times New Roman"/>
-          <w:color w:val="ff0000"/>
-          <w:sz w:val="24"/>
-          <w:szCs w:val="24"/>
-          <w:rtl w:val="0"/>
-        </w:rPr>
-        <w:t xml:space="preserve"> </w:t>
-      </w:r>
-      <w:r>
-        <w:rPr>
-          <w:rFonts w:ascii="Times New Roman" w:cs="Times New Roman" w:eastAsia="Times New Roman" w:hAnsi="Times New Roman"/>
-          <w:sz w:val="24"/>
-          <w:szCs w:val="24"/>
-          <w:rtl w:val="0"/>
-        </w:rPr>
-        <w:t xml:space="preserve">Амінь</w:t>
-      </w:r>
-      <w:r>
-        <w:rPr>
-          <w:rFonts w:ascii="Times New Roman" w:cs="Times New Roman" w:eastAsia="Times New Roman" w:hAnsi="Times New Roman"/>
-          <w:i w:val="1"/>
-          <w:sz w:val="24"/>
-          <w:szCs w:val="24"/>
-          <w:rtl w:val="0"/>
-        </w:rPr>
-        <w:t xml:space="preserve">.</w:t>
-      </w:r>
-    </w:p>
-    <w:p>
-      <w:pPr>
-        <w:spacing w:after="120" w:lineRule="auto"/>
-        <w:jc w:val="both"/>
-        <w:rPr>
-          <w:rFonts w:ascii="Times New Roman" w:cs="Times New Roman" w:eastAsia="Times New Roman" w:hAnsi="Times New Roman"/>
-          <w:i w:val="1"/>
-          <w:sz w:val="24"/>
-          <w:szCs w:val="24"/>
-        </w:rPr>
-      </w:pPr>
-      <w:r>
-        <w:rPr>
-          <w:rtl w:val="0"/>
-        </w:rPr>
-      </w:r>
-    </w:p>
-    <w:p>
-      <w:pPr>
-        <w:spacing w:after="120" w:lineRule="auto"/>
-        <w:jc w:val="both"/>
-        <w:rPr>
-          <w:rFonts w:ascii="Times New Roman" w:cs="Times New Roman" w:eastAsia="Times New Roman" w:hAnsi="Times New Roman"/>
-          <w:sz w:val="24"/>
-          <w:szCs w:val="24"/>
-        </w:rPr>
-      </w:pPr>
-      <w:r>
-        <w:rPr>
-          <w:rtl w:val="0"/>
-        </w:rPr>
-      </w:r>
-    </w:p>
-    <w:p>
-      <w:pPr>
-        <w:pStyle w:val="Heading3"/>
-        <w:spacing w:after="120" w:before="0" w:lineRule="auto"/>
-        <w:jc w:val="center"/>
-        <w:rPr>
-          <w:rFonts w:ascii="Times New Roman" w:cs="Times New Roman" w:eastAsia="Times New Roman" w:hAnsi="Times New Roman"/>
-          <w:b w:val="1"/>
-          <w:i w:val="1"/>
-          <w:color w:val="ff0000"/>
-        </w:rPr>
-      </w:pPr>
-      <w:r>
-        <w:rPr>
-          <w:rFonts w:ascii="Times New Roman" w:cs="Times New Roman" w:eastAsia="Times New Roman" w:hAnsi="Times New Roman"/>
-          <w:b w:val="1"/>
-          <w:i w:val="1"/>
-          <w:color w:val="ff0000"/>
-          <w:rtl w:val="0"/>
-        </w:rPr>
-        <w:t xml:space="preserve">Пісня Богородиці</w:t>
-      </w:r>
-    </w:p>
-    <w:p>
-      <w:pPr>
-        <w:spacing w:after="120" w:lineRule="auto"/>
-        <w:jc w:val="both"/>
-        <w:rPr>
-          <w:rFonts w:ascii="Times New Roman" w:cs="Times New Roman" w:eastAsia="Times New Roman" w:hAnsi="Times New Roman"/>
-          <w:sz w:val="24"/>
-          <w:szCs w:val="24"/>
-        </w:rPr>
-      </w:pPr>
-      <w:r>
-        <w:rPr>
-          <w:rFonts w:ascii="Times New Roman" w:cs="Times New Roman" w:eastAsia="Times New Roman" w:hAnsi="Times New Roman"/>
-          <w:sz w:val="24"/>
-          <w:szCs w:val="24"/>
-          <w:rtl w:val="0"/>
-        </w:rPr>
-        <w:t xml:space="preserve">Богородицю і Матір Світла піснями звеличаймо.</w:t>
-      </w:r>
-    </w:p>
-    <w:p>
-      <w:pPr>
-        <w:spacing w:after="120" w:lineRule="auto"/>
-        <w:jc w:val="both"/>
-        <w:rPr>
-          <w:rFonts w:ascii="Times New Roman" w:cs="Times New Roman" w:eastAsia="Times New Roman" w:hAnsi="Times New Roman"/>
-          <w:sz w:val="24"/>
-          <w:szCs w:val="24"/>
-        </w:rPr>
-      </w:pPr>
-      <w:r>
-        <w:rPr>
-          <w:rFonts w:ascii="Times New Roman" w:cs="Times New Roman" w:eastAsia="Times New Roman" w:hAnsi="Times New Roman"/>
-          <w:i w:val="1"/>
-          <w:color w:val="ff0000"/>
-          <w:sz w:val="24"/>
-          <w:szCs w:val="24"/>
-          <w:rtl w:val="0"/>
-        </w:rPr>
-        <w:t xml:space="preserve">Вірні:</w:t>
-      </w:r>
-      <w:r>
-        <w:rPr>
-          <w:rFonts w:ascii="Times New Roman" w:cs="Times New Roman" w:eastAsia="Times New Roman" w:hAnsi="Times New Roman"/>
-          <w:sz w:val="24"/>
-          <w:szCs w:val="24"/>
-          <w:rtl w:val="0"/>
-        </w:rPr>
-        <w:t xml:space="preserve"> Величає душа моя Господа,* і дух мій радіє в Бозі, Спасі моїм.</w:t>
-      </w:r>
-    </w:p>
-    <w:p>
-      <w:pPr>
-        <w:spacing w:after="120" w:lineRule="auto"/>
-        <w:jc w:val="both"/>
-        <w:rPr>
-          <w:rFonts w:ascii="Times New Roman" w:cs="Times New Roman" w:eastAsia="Times New Roman" w:hAnsi="Times New Roman"/>
-          <w:sz w:val="24"/>
-          <w:szCs w:val="24"/>
-        </w:rPr>
-      </w:pPr>
-      <w:r>
-        <w:rPr>
-          <w:rFonts w:ascii="Times New Roman" w:cs="Times New Roman" w:eastAsia="Times New Roman" w:hAnsi="Times New Roman"/>
-          <w:sz w:val="24"/>
-          <w:szCs w:val="24"/>
-          <w:rtl w:val="0"/>
-        </w:rPr>
-        <w:t xml:space="preserve">Чеснішу від херувимів,* і незрівнянно славнішу від серафимів,* що без зотління Бога Слово породила,* сущу Богородицю, тебе величаємо. </w:t>
-      </w:r>
-      <w:r>
-        <w:rPr>
-          <w:rFonts w:ascii="Times New Roman" w:cs="Times New Roman" w:eastAsia="Times New Roman" w:hAnsi="Times New Roman"/>
-          <w:i w:val="1"/>
-          <w:color w:val="ff0000"/>
-          <w:sz w:val="24"/>
-          <w:szCs w:val="24"/>
-          <w:rtl w:val="0"/>
-        </w:rPr>
-        <w:t xml:space="preserve">(після кожного стиха)</w:t>
-      </w:r>
-      <w:r>
-        <w:rPr>
-          <w:rFonts w:ascii="Times New Roman" w:cs="Times New Roman" w:eastAsia="Times New Roman" w:hAnsi="Times New Roman"/>
-          <w:sz w:val="24"/>
-          <w:szCs w:val="24"/>
-          <w:rtl w:val="0"/>
-        </w:rPr>
-        <w:t xml:space="preserve">.</w:t>
-      </w:r>
-    </w:p>
-    <w:p>
-      <w:pPr>
-        <w:spacing w:after="120" w:lineRule="auto"/>
-        <w:jc w:val="both"/>
-        <w:rPr>
-          <w:rFonts w:ascii="Times New Roman" w:cs="Times New Roman" w:eastAsia="Times New Roman" w:hAnsi="Times New Roman"/>
-          <w:sz w:val="24"/>
-          <w:szCs w:val="24"/>
-        </w:rPr>
-      </w:pPr>
-      <w:r>
-        <w:rPr>
-          <w:rFonts w:ascii="Times New Roman" w:cs="Times New Roman" w:eastAsia="Times New Roman" w:hAnsi="Times New Roman"/>
-          <w:sz w:val="24"/>
-          <w:szCs w:val="24"/>
-          <w:rtl w:val="0"/>
-        </w:rPr>
-        <w:t xml:space="preserve">Бо він зглянувся на покору слугині своєї,* ось бо віднині ублажатимуть мене всі роди.</w:t>
-      </w:r>
-    </w:p>
-    <w:p>
-      <w:pPr>
-        <w:spacing w:after="120" w:lineRule="auto"/>
-        <w:jc w:val="both"/>
-        <w:rPr>
-          <w:rFonts w:ascii="Times New Roman" w:cs="Times New Roman" w:eastAsia="Times New Roman" w:hAnsi="Times New Roman"/>
-          <w:sz w:val="24"/>
-          <w:szCs w:val="24"/>
-        </w:rPr>
-      </w:pPr>
-      <w:r>
-        <w:rPr>
-          <w:rFonts w:ascii="Times New Roman" w:cs="Times New Roman" w:eastAsia="Times New Roman" w:hAnsi="Times New Roman"/>
-          <w:sz w:val="24"/>
-          <w:szCs w:val="24"/>
-          <w:rtl w:val="0"/>
-        </w:rPr>
-        <w:t xml:space="preserve">Велике бо вчинив мені Всемогутній, і святе ім'я його.* Милосердя його з роду в рід на тих, які бояться його.</w:t>
-      </w:r>
-    </w:p>
-    <w:p>
-      <w:pPr>
-        <w:spacing w:after="120" w:lineRule="auto"/>
-        <w:jc w:val="both"/>
-        <w:rPr>
-          <w:rFonts w:ascii="Times New Roman" w:cs="Times New Roman" w:eastAsia="Times New Roman" w:hAnsi="Times New Roman"/>
-          <w:sz w:val="24"/>
-          <w:szCs w:val="24"/>
-        </w:rPr>
-      </w:pPr>
-      <w:r>
-        <w:rPr>
-          <w:rFonts w:ascii="Times New Roman" w:cs="Times New Roman" w:eastAsia="Times New Roman" w:hAnsi="Times New Roman"/>
-          <w:sz w:val="24"/>
-          <w:szCs w:val="24"/>
-          <w:rtl w:val="0"/>
-        </w:rPr>
-        <w:t xml:space="preserve">Він виявив потугу рамени свого,* розвіяв гордих у задумах їхніх сердець.</w:t>
-      </w:r>
-    </w:p>
-    <w:p>
-      <w:pPr>
-        <w:spacing w:after="120" w:lineRule="auto"/>
-        <w:jc w:val="both"/>
-        <w:rPr>
-          <w:rFonts w:ascii="Times New Roman" w:cs="Times New Roman" w:eastAsia="Times New Roman" w:hAnsi="Times New Roman"/>
-          <w:sz w:val="24"/>
-          <w:szCs w:val="24"/>
-        </w:rPr>
-      </w:pPr>
-      <w:r>
-        <w:rPr>
-          <w:rFonts w:ascii="Times New Roman" w:cs="Times New Roman" w:eastAsia="Times New Roman" w:hAnsi="Times New Roman"/>
-          <w:sz w:val="24"/>
-          <w:szCs w:val="24"/>
-          <w:rtl w:val="0"/>
-        </w:rPr>
-        <w:t xml:space="preserve">Могутніх скинув з престолів, підняв угору смиренних;* наситив благами голодних, багатих же відіслав з порожніми руками.</w:t>
-      </w:r>
-    </w:p>
-    <w:p>
-      <w:pPr>
-        <w:spacing w:after="120" w:lineRule="auto"/>
-        <w:jc w:val="both"/>
-        <w:rPr>
-          <w:rFonts w:ascii="Times New Roman" w:cs="Times New Roman" w:eastAsia="Times New Roman" w:hAnsi="Times New Roman"/>
-          <w:sz w:val="24"/>
-          <w:szCs w:val="24"/>
-        </w:rPr>
-      </w:pPr>
-      <w:r>
-        <w:rPr>
-          <w:rFonts w:ascii="Times New Roman" w:cs="Times New Roman" w:eastAsia="Times New Roman" w:hAnsi="Times New Roman"/>
-          <w:sz w:val="24"/>
-          <w:szCs w:val="24"/>
-          <w:rtl w:val="0"/>
-        </w:rPr>
-        <w:t xml:space="preserve">Він пригорнув Ізраїля, слугу свого, згадавши своє милосердя,* як обіцяв був батькам нашим – Авраамові і його потомству повіки.</w:t>
-      </w:r>
-    </w:p>
-    <w:p>
-      <w:pPr>
-        <w:spacing w:after="120" w:lineRule="auto"/>
-        <w:jc w:val="both"/>
-        <w:rPr>
-          <w:rFonts w:ascii="Times New Roman" w:cs="Times New Roman" w:eastAsia="Times New Roman" w:hAnsi="Times New Roman"/>
-          <w:sz w:val="24"/>
-          <w:szCs w:val="24"/>
-        </w:rPr>
-      </w:pPr>
-      <w:r>
-        <w:rPr>
-          <w:rtl w:val="0"/>
-        </w:rPr>
-      </w:r>
-    </w:p>
-    <w:p>
-      <w:pPr>
         <w:spacing w:after="120" w:lineRule="auto"/>
         <w:jc w:val="center"/>
         <w:rPr>
@@ -17310,6 +18292,7 @@
     <w:p>
       <w:pPr>
         <w:pStyle w:val="a"/>
+        <w:spacing w:after="160"/>
       </w:pPr>
       <w:r>
         <w:rPr>

--- a/flow/20230914_vu_template/drafts/2024-06-g/14-ПТ-Єлисея прор..docx
+++ b/flow/20230914_vu_template/drafts/2024-06-g/14-ПТ-Єлисея прор..docx
@@ -3394,18 +3394,58 @@
     </w:p>
     <w:p>
       <w:pPr>
-        <w:spacing w:after="120" w:lineRule="auto"/>
-        <w:jc w:val="both"/>
-        <w:rPr>
-          <w:rFonts w:ascii="Times New Roman" w:cs="Times New Roman" w:eastAsia="Times New Roman" w:hAnsi="Times New Roman"/>
-          <w:sz w:val="24"/>
-          <w:szCs w:val="24"/>
-        </w:rPr>
-      </w:pPr>
-      <w:r>
-        <w:rPr>
-          <w:rtl w:val="0"/>
-        </w:rPr>
+        <w:pStyle w:val="a"/>
+      </w:pPr>
+      <w:r>
+        <w:rPr>
+          <w:rFonts w:ascii="Times New Roman" w:hAnsi="Times New Roman"/>
+          <w:i/>
+          <w:color w:val="FF0000"/>
+          <w:sz w:val="24"/>
+        </w:rPr>
+        <w:t>(г. 4, подібний: Покликаний був ти):</w:t>
+      </w:r>
+      <w:r>
+        <w:rPr>
+          <w:rFonts w:ascii="Times New Roman" w:hAnsi="Times New Roman"/>
+          <w:sz w:val="24"/>
+        </w:rPr>
+        <w:t xml:space="preserve"> Прийнявши чистим умом відблиск* богоначального сяйва* і ставши провісником та проповідником Божих слів* і божеським пророком,* ти був устами, якими ворушив Дух Божий,* і звістив те, що він тобі об'явив.* Ти проголосив усім народам майбутнє спасіння* і незнищиме царство Христа.* Його моли, всечесний </w:t>
+      </w:r>
+      <w:r>
+        <w:rPr>
+          <w:rFonts w:ascii="Times New Roman" w:hAnsi="Times New Roman"/>
+          <w:i w:val="0"/>
+          <w:color w:val="000000"/>
+          <w:sz w:val="24"/>
+          <w:highlight w:val="yellow"/>
+        </w:rPr>
+        <w:t>(ім’я</w:t>
+      </w:r>
+      <w:r>
+        <w:rPr>
+          <w:rFonts w:ascii="Times New Roman" w:hAnsi="Times New Roman"/>
+          <w:i/>
+          <w:color w:val="FF0000"/>
+          <w:sz w:val="24"/>
+        </w:rPr>
+        <w:t>,</w:t>
+      </w:r>
+      <w:r>
+        <w:rPr>
+          <w:rFonts w:ascii="Times New Roman" w:hAnsi="Times New Roman"/>
+          <w:i/>
+          <w:color w:val="FF0000"/>
+          <w:sz w:val="24"/>
+        </w:rPr>
+        <w:t>)</w:t>
+      </w:r>
+      <w:r>
+        <w:rPr>
+          <w:rFonts w:ascii="Times New Roman" w:hAnsi="Times New Roman"/>
+          <w:sz w:val="24"/>
+        </w:rPr>
+        <w:t>,* щоб спас та просвітив душі наші.</w:t>
       </w:r>
     </w:p>
     <w:p>
@@ -3479,18 +3519,31 @@
     </w:p>
     <w:p>
       <w:pPr>
-        <w:spacing w:after="120" w:lineRule="auto"/>
-        <w:jc w:val="both"/>
-        <w:rPr>
-          <w:rFonts w:ascii="Times New Roman" w:cs="Times New Roman" w:eastAsia="Times New Roman" w:hAnsi="Times New Roman"/>
-          <w:sz w:val="24"/>
-          <w:szCs w:val="24"/>
-        </w:rPr>
-      </w:pPr>
-      <w:r>
-        <w:rPr>
-          <w:rtl w:val="0"/>
-        </w:rPr>
+        <w:pStyle w:val="a"/>
+      </w:pPr>
+      <w:r>
+        <w:rPr>
+          <w:rFonts w:ascii="Times New Roman" w:hAnsi="Times New Roman"/>
+          <w:sz w:val="24"/>
+        </w:rPr>
+        <w:t xml:space="preserve">Осяяний достойним боговидінням* та відзначений пророчою мовою* і благодаттю, богонатхненний </w:t>
+      </w:r>
+      <w:r>
+        <w:rPr>
+          <w:rFonts w:ascii="Times New Roman" w:hAnsi="Times New Roman"/>
+          <w:i w:val="0"/>
+          <w:color w:val="000000"/>
+          <w:sz w:val="24"/>
+          <w:highlight w:val="yellow"/>
+        </w:rPr>
+        <w:t>Єлисея</w:t>
+      </w:r>
+      <w:r>
+        <w:rPr>
+          <w:rFonts w:ascii="Times New Roman" w:hAnsi="Times New Roman"/>
+          <w:sz w:val="24"/>
+        </w:rPr>
+        <w:t>!* Ти вдостоївся божественного блаженства* та здобув нині оце довір'я* і ласку в Преблагого,* щоб молитися за тих, які тебе з вірою почитають* і вихваляють як чесного і Богом посланого благовісника,* щоб визволити з бід* і спасти душі наші.</w:t>
       </w:r>
     </w:p>
     <w:p>
@@ -3538,128 +3591,106 @@
     </w:p>
     <w:p>
       <w:pPr>
-        <w:spacing w:after="120" w:lineRule="auto"/>
-        <w:jc w:val="both"/>
-        <w:rPr>
-          <w:rFonts w:ascii="Times New Roman" w:cs="Times New Roman" w:eastAsia="Times New Roman" w:hAnsi="Times New Roman"/>
-          <w:sz w:val="24"/>
-          <w:szCs w:val="24"/>
-        </w:rPr>
-      </w:pPr>
-      <w:r>
-        <w:rPr>
-          <w:rtl w:val="0"/>
-        </w:rPr>
-      </w:r>
-    </w:p>
-    <w:p>
-      <w:pPr>
-        <w:spacing w:after="120" w:lineRule="auto"/>
-        <w:jc w:val="both"/>
-        <w:rPr>
-          <w:rFonts w:ascii="Times New Roman" w:cs="Times New Roman" w:eastAsia="Times New Roman" w:hAnsi="Times New Roman"/>
-          <w:i w:val="1"/>
-          <w:color w:val="ff0000"/>
-          <w:sz w:val="24"/>
-          <w:szCs w:val="24"/>
-        </w:rPr>
-      </w:pPr>
-      <w:r>
-        <w:rPr>
-          <w:rFonts w:ascii="Times New Roman" w:cs="Times New Roman" w:eastAsia="Times New Roman" w:hAnsi="Times New Roman"/>
-          <w:b w:val="1"/>
-          <w:sz w:val="24"/>
-          <w:szCs w:val="24"/>
-          <w:rtl w:val="0"/>
+        <w:pStyle w:val="a"/>
+      </w:pPr>
+      <w:r>
+        <w:rPr>
+          <w:rFonts w:ascii="Times New Roman" w:hAnsi="Times New Roman"/>
+          <w:sz w:val="24"/>
+        </w:rPr>
+        <w:t xml:space="preserve">Твого пророка </w:t>
+      </w:r>
+      <w:r>
+        <w:rPr>
+          <w:rFonts w:ascii="Times New Roman" w:hAnsi="Times New Roman"/>
+          <w:i w:val="0"/>
+          <w:color w:val="000000"/>
+          <w:sz w:val="24"/>
+          <w:highlight w:val="yellow"/>
+        </w:rPr>
+        <w:t>Єлисея</w:t>
+      </w:r>
+      <w:r>
+        <w:rPr>
+          <w:rFonts w:ascii="Times New Roman" w:hAnsi="Times New Roman"/>
+          <w:sz w:val="24"/>
+        </w:rPr>
+        <w:t xml:space="preserve"> появив ти, Безсмертний,* немов духовну хмарину, що справді виточує воду життя вічного.* Ти послав його щедро і дарував пресвятого Духа,* єдиносущного тобі Отцю Вседержителеві* і твоєму Синові,* що засіяв з твого єства,* і через нього звістив спасенний прихід Христа Бога нашого.* Моли його, щоб спас* і просвітив душі наші.</w:t>
+      </w:r>
+    </w:p>
+    <w:p>
+      <w:pPr>
+        <w:pStyle w:val="a"/>
+      </w:pPr>
+      <w:r>
+        <w:rPr>
+          <w:rFonts w:ascii="Times New Roman" w:hAnsi="Times New Roman"/>
+          <w:b/>
+          <w:sz w:val="24"/>
         </w:rPr>
         <w:t xml:space="preserve">Слава </w:t>
       </w:r>
       <w:r>
         <w:rPr>
-          <w:rtl w:val="0"/>
-        </w:rPr>
-      </w:r>
-    </w:p>
-    <w:p>
-      <w:pPr>
-        <w:spacing w:after="120" w:lineRule="auto"/>
-        <w:jc w:val="both"/>
-        <w:rPr>
-          <w:rFonts w:ascii="Times New Roman" w:cs="Times New Roman" w:eastAsia="Times New Roman" w:hAnsi="Times New Roman"/>
-          <w:sz w:val="24"/>
-          <w:szCs w:val="24"/>
-        </w:rPr>
-      </w:pPr>
-      <w:r>
-        <w:rPr>
-          <w:rtl w:val="0"/>
-        </w:rPr>
-      </w:r>
-    </w:p>
-    <w:p>
-      <w:pPr>
-        <w:spacing w:after="120" w:lineRule="auto"/>
-        <w:jc w:val="both"/>
-        <w:rPr>
-          <w:rFonts w:ascii="Times New Roman" w:cs="Times New Roman" w:eastAsia="Times New Roman" w:hAnsi="Times New Roman"/>
-          <w:sz w:val="24"/>
-          <w:szCs w:val="24"/>
-        </w:rPr>
-      </w:pPr>
-      <w:r>
-        <w:rPr>
-          <w:rFonts w:ascii="Times New Roman" w:cs="Times New Roman" w:eastAsia="Times New Roman" w:hAnsi="Times New Roman"/>
-          <w:b w:val="1"/>
-          <w:sz w:val="24"/>
-          <w:szCs w:val="24"/>
-          <w:rtl w:val="0"/>
-        </w:rPr>
-        <w:t xml:space="preserve">І нині</w:t>
-      </w:r>
-      <w:r>
-        <w:rPr>
-          <w:rFonts w:ascii="Times New Roman" w:cs="Times New Roman" w:eastAsia="Times New Roman" w:hAnsi="Times New Roman"/>
-          <w:sz w:val="24"/>
-          <w:szCs w:val="24"/>
-          <w:rtl w:val="0"/>
-        </w:rPr>
-        <w:t xml:space="preserve"> </w:t>
-      </w:r>
-      <w:r>
-        <w:rPr>
-          <w:rFonts w:ascii="Times New Roman" w:cs="Times New Roman" w:eastAsia="Times New Roman" w:hAnsi="Times New Roman"/>
-          <w:i w:val="1"/>
-          <w:color w:val="ff0000"/>
-          <w:sz w:val="24"/>
-          <w:szCs w:val="24"/>
-          <w:rtl w:val="0"/>
-        </w:rPr>
-        <w:t xml:space="preserve">(богородичний):</w:t>
-      </w:r>
-      <w:r>
-        <w:rPr>
-          <w:rFonts w:ascii="Times New Roman" w:cs="Times New Roman" w:eastAsia="Times New Roman" w:hAnsi="Times New Roman"/>
-          <w:sz w:val="24"/>
-          <w:szCs w:val="24"/>
-          <w:rtl w:val="0"/>
-        </w:rPr>
-        <w:t xml:space="preserve"> </w:t>
-      </w:r>
-    </w:p>
-    <w:p>
-      <w:pPr>
-        <w:spacing w:after="120" w:lineRule="auto"/>
-        <w:jc w:val="both"/>
-        <w:rPr>
-          <w:rFonts w:ascii="Times New Roman" w:cs="Times New Roman" w:eastAsia="Times New Roman" w:hAnsi="Times New Roman"/>
-          <w:sz w:val="24"/>
-          <w:szCs w:val="24"/>
-        </w:rPr>
-      </w:pPr>
-      <w:r>
-        <w:rPr>
-          <w:rtl w:val="0"/>
-        </w:rPr>
+          <w:rFonts w:ascii="Times New Roman" w:hAnsi="Times New Roman"/>
+          <w:i/>
+          <w:color w:val="FF0000"/>
+          <w:sz w:val="24"/>
+        </w:rPr>
+        <w:t xml:space="preserve">(г. 4): </w:t>
+      </w:r>
+      <w:r>
+        <w:rPr>
+          <w:rFonts w:ascii="Times New Roman" w:hAnsi="Times New Roman"/>
+          <w:sz w:val="24"/>
+        </w:rPr>
+        <w:t xml:space="preserve">Радіючи в Господі Бозі, Спасі твоїм,* богомовний, славний пророче </w:t>
+      </w:r>
+      <w:r>
+        <w:rPr>
+          <w:rFonts w:ascii="Times New Roman" w:hAnsi="Times New Roman"/>
+          <w:i w:val="0"/>
+          <w:color w:val="000000"/>
+          <w:sz w:val="24"/>
+          <w:highlight w:val="yellow"/>
+        </w:rPr>
+        <w:t>Єлисея</w:t>
+      </w:r>
+      <w:r>
+        <w:rPr>
+          <w:rFonts w:ascii="Times New Roman" w:hAnsi="Times New Roman"/>
+          <w:sz w:val="24"/>
+        </w:rPr>
+        <w:t>,* і в ньому веселившись, ти прийняв з потойбічного сіяння промінне світло* і був духовно просвітлений богодійним світлом.* Тому своїми молитвами визволи від бід і напастей тих,* що з вірою вчиняють твою всесвітлу пам'ять.</w:t>
+      </w:r>
+    </w:p>
+    <w:p>
+      <w:pPr>
+        <w:pStyle w:val="a"/>
+      </w:pPr>
+      <w:r>
+        <w:rPr>
+          <w:rFonts w:ascii="Times New Roman" w:hAnsi="Times New Roman"/>
+          <w:b/>
+          <w:sz w:val="24"/>
+        </w:rPr>
+        <w:t xml:space="preserve">І нині </w:t>
+      </w:r>
+      <w:r>
+        <w:rPr>
+          <w:rFonts w:ascii="Times New Roman" w:hAnsi="Times New Roman"/>
+          <w:i/>
+          <w:color w:val="FF0000"/>
+          <w:sz w:val="24"/>
+        </w:rPr>
+        <w:t xml:space="preserve">(хрестобогородичний): </w:t>
+      </w:r>
+      <w:r>
+        <w:rPr>
+          <w:rFonts w:ascii="Times New Roman" w:hAnsi="Times New Roman"/>
+          <w:sz w:val="24"/>
+        </w:rPr>
+        <w:t>Бачивши, Пречиста, розп'ятого Христа чоловіколюбця,* і між ребра проколеного списом,* плакала і кликала:* Що воно таке, мій Сину?* Що віддали тобі немилосердні люди за все те добро, яке ти їм учинив?* Квапишся вчинити мене бездітною, Найлюбіший?* Подивляю, Милосердний, твоє добровільне розп'яття.</w:t>
       </w:r>
     </w:p>
     <w:p>
